--- a/docx/proposal/09_确认测试计划文档.docx
+++ b/docx/proposal/09_确认测试计划文档.docx
@@ -1883,7 +1883,7 @@
       </w:tr>
     </w:tbl>
     <w:bookmarkEnd w:id="26"/>
-    <w:bookmarkStart w:id="27" w:name="测试用例总体设计"/>
+    <w:bookmarkStart w:id="28" w:name="测试用例总体设计"/>
     <w:p>
       <w:pPr>
         <w:pStyle w:val="Heading2"/>
@@ -1966,11 +1966,10 @@
         <w:t xml:space="preserve">文档确认：确认文档齐全、命名规范、路径归档正确。</w:t>
       </w:r>
     </w:p>
-    <w:bookmarkEnd w:id="27"/>
-    <w:bookmarkStart w:id="28" w:name="详细确认测试用例"/>
-    <w:p>
-      <w:pPr>
-        <w:pStyle w:val="Heading2"/>
+    <w:bookmarkStart w:id="27" w:name="详细确认测试用例"/>
+    <w:p>
+      <w:pPr>
+        <w:pStyle w:val="Heading3"/>
       </w:pPr>
       <w:r>
         <w:rPr>
@@ -2469,6 +2468,7 @@
         </w:tc>
       </w:tr>
     </w:tbl>
+    <w:bookmarkEnd w:id="27"/>
     <w:bookmarkEnd w:id="28"/>
     <w:bookmarkStart w:id="29" w:name="验收标准"/>
     <w:p>

--- a/docx/proposal/09_确认测试计划文档.docx
+++ b/docx/proposal/09_确认测试计划文档.docx
@@ -36,9 +36,9 @@
       </w:pPr>
       <w:r>
         <w:rPr>
-          <w:rFonts w:ascii="黑体" w:hAnsi="黑体" w:eastAsia="黑体"/>
+          <w:rFonts w:ascii="宋体" w:hAnsi="宋体" w:eastAsia="宋体"/>
           <w:b/>
-          <w:sz w:val="40"/>
+          <w:sz w:val="48"/>
         </w:rPr>
         <w:t xml:space="preserve">工业轴承设备剩余寿命预测系统的实现：确认测试计划文档</w:t>
       </w:r>
@@ -50,7 +50,7 @@
       </w:pPr>
       <w:r>
         <w:rPr>
-          <w:rFonts w:ascii="黑体" w:hAnsi="黑体" w:eastAsia="黑体"/>
+          <w:rFonts w:ascii="宋体" w:hAnsi="宋体" w:eastAsia="宋体"/>
         </w:rPr>
         <w:t xml:space="preserve">文档信息</w:t>
       </w:r>
@@ -61,19 +61,19 @@
         <w:tblW w:type="pct" w:w="0.0"/>
         <w:tblLook w:firstRow="1" w:lastRow="0" w:firstColumn="0" w:lastColumn="0" w:noHBand="0" w:noVBand="0" w:val="0020"/>
         <w:tblBorders>
-          <w:top w:val="single" w:sz="4" w:space="0" w:color="BFBFBF"/>
-          <w:left w:val="single" w:sz="4" w:space="0" w:color="BFBFBF"/>
-          <w:bottom w:val="single" w:sz="4" w:space="0" w:color="BFBFBF"/>
-          <w:right w:val="single" w:sz="4" w:space="0" w:color="BFBFBF"/>
-          <w:insideH w:val="single" w:sz="4" w:space="0" w:color="BFBFBF"/>
-          <w:insideV w:val="single" w:sz="4" w:space="0" w:color="BFBFBF"/>
+          <w:top w:val="single" w:sz="4" w:space="0" w:color="000000"/>
+          <w:left w:val="single" w:sz="4" w:space="0" w:color="000000"/>
+          <w:bottom w:val="single" w:sz="4" w:space="0" w:color="000000"/>
+          <w:right w:val="single" w:sz="4" w:space="0" w:color="000000"/>
+          <w:insideH w:val="single" w:sz="4" w:space="0" w:color="000000"/>
+          <w:insideV w:val="single" w:sz="4" w:space="0" w:color="000000"/>
         </w:tblBorders>
       </w:tblPr>
       <w:tblGrid/>
       <w:tr>
         <w:tc>
           <w:tcPr>
-            <w:shd w:fill="EAEAEA"/>
+            <w:shd w:fill="FFFFFF"/>
           </w:tcPr>
           <w:p>
             <w:pPr>
@@ -84,7 +84,8 @@
             <w:r>
               <w:rPr>
                 <w:rFonts w:ascii="宋体" w:hAnsi="宋体" w:eastAsia="宋体"/>
-                <w:sz w:val="19"/>
+                <w:b/>
+                <w:sz w:val="21"/>
               </w:rPr>
               <w:t xml:space="preserve">项目</w:t>
             </w:r>
@@ -92,7 +93,7 @@
         </w:tc>
         <w:tc>
           <w:tcPr>
-            <w:shd w:fill="EAEAEA"/>
+            <w:shd w:fill="FFFFFF"/>
           </w:tcPr>
           <w:p>
             <w:pPr>
@@ -103,7 +104,8 @@
             <w:r>
               <w:rPr>
                 <w:rFonts w:ascii="宋体" w:hAnsi="宋体" w:eastAsia="宋体"/>
-                <w:sz w:val="19"/>
+                <w:b/>
+                <w:sz w:val="21"/>
               </w:rPr>
               <w:t xml:space="preserve">内容</w:t>
             </w:r>
@@ -121,7 +123,7 @@
             <w:r>
               <w:rPr>
                 <w:rFonts w:ascii="宋体" w:hAnsi="宋体" w:eastAsia="宋体"/>
-                <w:sz w:val="19"/>
+                <w:sz w:val="21"/>
               </w:rPr>
               <w:t xml:space="preserve">文档名称</w:t>
             </w:r>
@@ -137,7 +139,7 @@
             <w:r>
               <w:rPr>
                 <w:rFonts w:ascii="宋体" w:hAnsi="宋体" w:eastAsia="宋体"/>
-                <w:sz w:val="19"/>
+                <w:sz w:val="21"/>
               </w:rPr>
               <w:t xml:space="preserve">确认测试计划文档</w:t>
             </w:r>
@@ -155,7 +157,7 @@
             <w:r>
               <w:rPr>
                 <w:rFonts w:ascii="宋体" w:hAnsi="宋体" w:eastAsia="宋体"/>
-                <w:sz w:val="19"/>
+                <w:sz w:val="21"/>
               </w:rPr>
               <w:t xml:space="preserve">文档编号</w:t>
             </w:r>
@@ -171,7 +173,7 @@
             <w:r>
               <w:rPr>
                 <w:rFonts w:ascii="宋体" w:hAnsi="宋体" w:eastAsia="宋体"/>
-                <w:sz w:val="19"/>
+                <w:sz w:val="21"/>
               </w:rPr>
               <w:t xml:space="preserve">SE-PHM-PROP-09</w:t>
             </w:r>
@@ -189,7 +191,7 @@
             <w:r>
               <w:rPr>
                 <w:rFonts w:ascii="宋体" w:hAnsi="宋体" w:eastAsia="宋体"/>
-                <w:sz w:val="19"/>
+                <w:sz w:val="21"/>
               </w:rPr>
               <w:t xml:space="preserve">文档阶段</w:t>
             </w:r>
@@ -205,7 +207,7 @@
             <w:r>
               <w:rPr>
                 <w:rFonts w:ascii="宋体" w:hAnsi="宋体" w:eastAsia="宋体"/>
-                <w:sz w:val="19"/>
+                <w:sz w:val="21"/>
               </w:rPr>
               <w:t xml:space="preserve">开题</w:t>
             </w:r>
@@ -223,7 +225,7 @@
             <w:r>
               <w:rPr>
                 <w:rFonts w:ascii="宋体" w:hAnsi="宋体" w:eastAsia="宋体"/>
-                <w:sz w:val="19"/>
+                <w:sz w:val="21"/>
               </w:rPr>
               <w:t xml:space="preserve">项目名称</w:t>
             </w:r>
@@ -239,7 +241,7 @@
             <w:r>
               <w:rPr>
                 <w:rFonts w:ascii="宋体" w:hAnsi="宋体" w:eastAsia="宋体"/>
-                <w:sz w:val="19"/>
+                <w:sz w:val="21"/>
               </w:rPr>
               <w:t xml:space="preserve">工业轴承设备剩余寿命预测系统的实现</w:t>
             </w:r>
@@ -257,7 +259,7 @@
             <w:r>
               <w:rPr>
                 <w:rFonts w:ascii="宋体" w:hAnsi="宋体" w:eastAsia="宋体"/>
-                <w:sz w:val="19"/>
+                <w:sz w:val="21"/>
               </w:rPr>
               <w:t xml:space="preserve">课程</w:t>
             </w:r>
@@ -273,7 +275,7 @@
             <w:r>
               <w:rPr>
                 <w:rFonts w:ascii="宋体" w:hAnsi="宋体" w:eastAsia="宋体"/>
-                <w:sz w:val="19"/>
+                <w:sz w:val="21"/>
               </w:rPr>
               <w:t xml:space="preserve">中国科学技术大学软件学院《软件工程》</w:t>
             </w:r>
@@ -291,7 +293,7 @@
             <w:r>
               <w:rPr>
                 <w:rFonts w:ascii="宋体" w:hAnsi="宋体" w:eastAsia="宋体"/>
-                <w:sz w:val="19"/>
+                <w:sz w:val="21"/>
               </w:rPr>
               <w:t xml:space="preserve">指导老师</w:t>
             </w:r>
@@ -307,7 +309,7 @@
             <w:r>
               <w:rPr>
                 <w:rFonts w:ascii="宋体" w:hAnsi="宋体" w:eastAsia="宋体"/>
-                <w:sz w:val="19"/>
+                <w:sz w:val="21"/>
               </w:rPr>
               <w:t xml:space="preserve">zjf</w:t>
             </w:r>
@@ -325,7 +327,7 @@
             <w:r>
               <w:rPr>
                 <w:rFonts w:ascii="宋体" w:hAnsi="宋体" w:eastAsia="宋体"/>
-                <w:sz w:val="19"/>
+                <w:sz w:val="21"/>
               </w:rPr>
               <w:t xml:space="preserve">小组成员</w:t>
             </w:r>
@@ -341,7 +343,7 @@
             <w:r>
               <w:rPr>
                 <w:rFonts w:ascii="宋体" w:hAnsi="宋体" w:eastAsia="宋体"/>
-                <w:sz w:val="19"/>
+                <w:sz w:val="21"/>
               </w:rPr>
               <w:t xml:space="preserve">zyj、cyy、zdh、zy</w:t>
             </w:r>
@@ -359,7 +361,7 @@
             <w:r>
               <w:rPr>
                 <w:rFonts w:ascii="宋体" w:hAnsi="宋体" w:eastAsia="宋体"/>
-                <w:sz w:val="19"/>
+                <w:sz w:val="21"/>
               </w:rPr>
               <w:t xml:space="preserve">文档负责人</w:t>
             </w:r>
@@ -375,7 +377,7 @@
             <w:r>
               <w:rPr>
                 <w:rFonts w:ascii="宋体" w:hAnsi="宋体" w:eastAsia="宋体"/>
-                <w:sz w:val="19"/>
+                <w:sz w:val="21"/>
               </w:rPr>
               <w:t xml:space="preserve">zdh</w:t>
             </w:r>
@@ -393,7 +395,7 @@
             <w:r>
               <w:rPr>
                 <w:rFonts w:ascii="宋体" w:hAnsi="宋体" w:eastAsia="宋体"/>
-                <w:sz w:val="19"/>
+                <w:sz w:val="21"/>
               </w:rPr>
               <w:t xml:space="preserve">参与编写</w:t>
             </w:r>
@@ -409,7 +411,7 @@
             <w:r>
               <w:rPr>
                 <w:rFonts w:ascii="宋体" w:hAnsi="宋体" w:eastAsia="宋体"/>
-                <w:sz w:val="19"/>
+                <w:sz w:val="21"/>
               </w:rPr>
               <w:t xml:space="preserve">zyj、cyy、zy</w:t>
             </w:r>
@@ -427,7 +429,7 @@
             <w:r>
               <w:rPr>
                 <w:rFonts w:ascii="宋体" w:hAnsi="宋体" w:eastAsia="宋体"/>
-                <w:sz w:val="19"/>
+                <w:sz w:val="21"/>
               </w:rPr>
               <w:t xml:space="preserve">版本</w:t>
             </w:r>
@@ -443,7 +445,7 @@
             <w:r>
               <w:rPr>
                 <w:rFonts w:ascii="宋体" w:hAnsi="宋体" w:eastAsia="宋体"/>
-                <w:sz w:val="19"/>
+                <w:sz w:val="21"/>
               </w:rPr>
               <w:t xml:space="preserve">V3.0</w:t>
             </w:r>
@@ -461,7 +463,7 @@
             <w:r>
               <w:rPr>
                 <w:rFonts w:ascii="宋体" w:hAnsi="宋体" w:eastAsia="宋体"/>
-                <w:sz w:val="19"/>
+                <w:sz w:val="21"/>
               </w:rPr>
               <w:t xml:space="preserve">修订日期</w:t>
             </w:r>
@@ -477,7 +479,7 @@
             <w:r>
               <w:rPr>
                 <w:rFonts w:ascii="宋体" w:hAnsi="宋体" w:eastAsia="宋体"/>
-                <w:sz w:val="19"/>
+                <w:sz w:val="21"/>
               </w:rPr>
               <w:t xml:space="preserve">2026-06-14</w:t>
             </w:r>
@@ -495,7 +497,7 @@
             <w:r>
               <w:rPr>
                 <w:rFonts w:ascii="宋体" w:hAnsi="宋体" w:eastAsia="宋体"/>
-                <w:sz w:val="19"/>
+                <w:sz w:val="21"/>
               </w:rPr>
               <w:t xml:space="preserve">归档形式</w:t>
             </w:r>
@@ -511,7 +513,7 @@
             <w:r>
               <w:rPr>
                 <w:rFonts w:ascii="宋体" w:hAnsi="宋体" w:eastAsia="宋体"/>
-                <w:sz w:val="19"/>
+                <w:sz w:val="21"/>
               </w:rPr>
               <w:t xml:space="preserve">Markdown 源文件、PDF、DOCX</w:t>
             </w:r>
@@ -529,7 +531,7 @@
             <w:r>
               <w:rPr>
                 <w:rFonts w:ascii="宋体" w:hAnsi="宋体" w:eastAsia="宋体"/>
-                <w:sz w:val="19"/>
+                <w:sz w:val="21"/>
               </w:rPr>
               <w:t xml:space="preserve">内容基线</w:t>
             </w:r>
@@ -545,7 +547,7 @@
             <w:r>
               <w:rPr>
                 <w:rFonts w:ascii="宋体" w:hAnsi="宋体" w:eastAsia="宋体"/>
-                <w:sz w:val="19"/>
+                <w:sz w:val="21"/>
               </w:rPr>
               <w:t xml:space="preserve">确认测试范围、依据、用例和通过准则</w:t>
             </w:r>
@@ -561,7 +563,7 @@
       </w:pPr>
       <w:r>
         <w:rPr>
-          <w:rFonts w:ascii="黑体" w:hAnsi="黑体" w:eastAsia="黑体"/>
+          <w:rFonts w:ascii="宋体" w:hAnsi="宋体" w:eastAsia="宋体"/>
         </w:rPr>
         <w:t xml:space="preserve">修订记录</w:t>
       </w:r>
@@ -572,19 +574,19 @@
         <w:tblW w:type="pct" w:w="0.0"/>
         <w:tblLook w:firstRow="1" w:lastRow="0" w:firstColumn="0" w:lastColumn="0" w:noHBand="0" w:noVBand="0" w:val="0020"/>
         <w:tblBorders>
-          <w:top w:val="single" w:sz="4" w:space="0" w:color="BFBFBF"/>
-          <w:left w:val="single" w:sz="4" w:space="0" w:color="BFBFBF"/>
-          <w:bottom w:val="single" w:sz="4" w:space="0" w:color="BFBFBF"/>
-          <w:right w:val="single" w:sz="4" w:space="0" w:color="BFBFBF"/>
-          <w:insideH w:val="single" w:sz="4" w:space="0" w:color="BFBFBF"/>
-          <w:insideV w:val="single" w:sz="4" w:space="0" w:color="BFBFBF"/>
+          <w:top w:val="single" w:sz="4" w:space="0" w:color="000000"/>
+          <w:left w:val="single" w:sz="4" w:space="0" w:color="000000"/>
+          <w:bottom w:val="single" w:sz="4" w:space="0" w:color="000000"/>
+          <w:right w:val="single" w:sz="4" w:space="0" w:color="000000"/>
+          <w:insideH w:val="single" w:sz="4" w:space="0" w:color="000000"/>
+          <w:insideV w:val="single" w:sz="4" w:space="0" w:color="000000"/>
         </w:tblBorders>
       </w:tblPr>
       <w:tblGrid/>
       <w:tr>
         <w:tc>
           <w:tcPr>
-            <w:shd w:fill="EAEAEA"/>
+            <w:shd w:fill="FFFFFF"/>
           </w:tcPr>
           <w:p>
             <w:pPr>
@@ -595,7 +597,8 @@
             <w:r>
               <w:rPr>
                 <w:rFonts w:ascii="宋体" w:hAnsi="宋体" w:eastAsia="宋体"/>
-                <w:sz w:val="19"/>
+                <w:b/>
+                <w:sz w:val="21"/>
               </w:rPr>
               <w:t xml:space="preserve">版本</w:t>
             </w:r>
@@ -603,7 +606,7 @@
         </w:tc>
         <w:tc>
           <w:tcPr>
-            <w:shd w:fill="EAEAEA"/>
+            <w:shd w:fill="FFFFFF"/>
           </w:tcPr>
           <w:p>
             <w:pPr>
@@ -614,7 +617,8 @@
             <w:r>
               <w:rPr>
                 <w:rFonts w:ascii="宋体" w:hAnsi="宋体" w:eastAsia="宋体"/>
-                <w:sz w:val="19"/>
+                <w:b/>
+                <w:sz w:val="21"/>
               </w:rPr>
               <w:t xml:space="preserve">日期</w:t>
             </w:r>
@@ -622,7 +626,7 @@
         </w:tc>
         <w:tc>
           <w:tcPr>
-            <w:shd w:fill="EAEAEA"/>
+            <w:shd w:fill="FFFFFF"/>
           </w:tcPr>
           <w:p>
             <w:pPr>
@@ -633,7 +637,8 @@
             <w:r>
               <w:rPr>
                 <w:rFonts w:ascii="宋体" w:hAnsi="宋体" w:eastAsia="宋体"/>
-                <w:sz w:val="19"/>
+                <w:b/>
+                <w:sz w:val="21"/>
               </w:rPr>
               <w:t xml:space="preserve">编写人</w:t>
             </w:r>
@@ -641,7 +646,7 @@
         </w:tc>
         <w:tc>
           <w:tcPr>
-            <w:shd w:fill="EAEAEA"/>
+            <w:shd w:fill="FFFFFF"/>
           </w:tcPr>
           <w:p>
             <w:pPr>
@@ -652,7 +657,8 @@
             <w:r>
               <w:rPr>
                 <w:rFonts w:ascii="宋体" w:hAnsi="宋体" w:eastAsia="宋体"/>
-                <w:sz w:val="19"/>
+                <w:b/>
+                <w:sz w:val="21"/>
               </w:rPr>
               <w:t xml:space="preserve">说明</w:t>
             </w:r>
@@ -670,7 +676,7 @@
             <w:r>
               <w:rPr>
                 <w:rFonts w:ascii="宋体" w:hAnsi="宋体" w:eastAsia="宋体"/>
-                <w:sz w:val="19"/>
+                <w:sz w:val="21"/>
               </w:rPr>
               <w:t xml:space="preserve">V1.0</w:t>
             </w:r>
@@ -686,7 +692,7 @@
             <w:r>
               <w:rPr>
                 <w:rFonts w:ascii="宋体" w:hAnsi="宋体" w:eastAsia="宋体"/>
-                <w:sz w:val="19"/>
+                <w:sz w:val="21"/>
               </w:rPr>
               <w:t xml:space="preserve">2025-11-10</w:t>
             </w:r>
@@ -702,7 +708,7 @@
             <w:r>
               <w:rPr>
                 <w:rFonts w:ascii="宋体" w:hAnsi="宋体" w:eastAsia="宋体"/>
-                <w:sz w:val="19"/>
+                <w:sz w:val="21"/>
               </w:rPr>
               <w:t xml:space="preserve">项目组</w:t>
             </w:r>
@@ -718,7 +724,7 @@
             <w:r>
               <w:rPr>
                 <w:rFonts w:ascii="宋体" w:hAnsi="宋体" w:eastAsia="宋体"/>
-                <w:sz w:val="19"/>
+                <w:sz w:val="21"/>
               </w:rPr>
               <w:t xml:space="preserve">完成初版课程文档</w:t>
             </w:r>
@@ -736,7 +742,7 @@
             <w:r>
               <w:rPr>
                 <w:rFonts w:ascii="宋体" w:hAnsi="宋体" w:eastAsia="宋体"/>
-                <w:sz w:val="19"/>
+                <w:sz w:val="21"/>
               </w:rPr>
               <w:t xml:space="preserve">V2.0</w:t>
             </w:r>
@@ -752,7 +758,7 @@
             <w:r>
               <w:rPr>
                 <w:rFonts w:ascii="宋体" w:hAnsi="宋体" w:eastAsia="宋体"/>
-                <w:sz w:val="19"/>
+                <w:sz w:val="21"/>
               </w:rPr>
               <w:t xml:space="preserve">2026-03-12</w:t>
             </w:r>
@@ -768,7 +774,7 @@
             <w:r>
               <w:rPr>
                 <w:rFonts w:ascii="宋体" w:hAnsi="宋体" w:eastAsia="宋体"/>
-                <w:sz w:val="19"/>
+                <w:sz w:val="21"/>
               </w:rPr>
               <w:t xml:space="preserve">项目组</w:t>
             </w:r>
@@ -784,7 +790,7 @@
             <w:r>
               <w:rPr>
                 <w:rFonts w:ascii="宋体" w:hAnsi="宋体" w:eastAsia="宋体"/>
-                <w:sz w:val="19"/>
+                <w:sz w:val="21"/>
               </w:rPr>
               <w:t xml:space="preserve">统一项目名称、技术基线和阶段交付内容</w:t>
             </w:r>
@@ -802,7 +808,7 @@
             <w:r>
               <w:rPr>
                 <w:rFonts w:ascii="宋体" w:hAnsi="宋体" w:eastAsia="宋体"/>
-                <w:sz w:val="19"/>
+                <w:sz w:val="21"/>
               </w:rPr>
               <w:t xml:space="preserve">V3.0</w:t>
             </w:r>
@@ -818,7 +824,7 @@
             <w:r>
               <w:rPr>
                 <w:rFonts w:ascii="宋体" w:hAnsi="宋体" w:eastAsia="宋体"/>
-                <w:sz w:val="19"/>
+                <w:sz w:val="21"/>
               </w:rPr>
               <w:t xml:space="preserve">2026-06-14</w:t>
             </w:r>
@@ -834,7 +840,7 @@
             <w:r>
               <w:rPr>
                 <w:rFonts w:ascii="宋体" w:hAnsi="宋体" w:eastAsia="宋体"/>
-                <w:sz w:val="19"/>
+                <w:sz w:val="21"/>
               </w:rPr>
               <w:t xml:space="preserve">项目组</w:t>
             </w:r>
@@ -850,7 +856,7 @@
             <w:r>
               <w:rPr>
                 <w:rFonts w:ascii="宋体" w:hAnsi="宋体" w:eastAsia="宋体"/>
-                <w:sz w:val="19"/>
+                <w:sz w:val="21"/>
               </w:rPr>
               <w:t xml:space="preserve">参考课程交付样例统一封面与归档格式，补充数据理解、技术难点、测试验收和 DOCX 交付信息</w:t>
             </w:r>
@@ -866,7 +872,7 @@
       </w:pPr>
       <w:r>
         <w:rPr>
-          <w:rFonts w:ascii="黑体" w:hAnsi="黑体" w:eastAsia="黑体"/>
+          <w:rFonts w:ascii="宋体" w:hAnsi="宋体" w:eastAsia="宋体"/>
         </w:rPr>
         <w:t xml:space="preserve">1. 测试目的</w:t>
       </w:r>
@@ -874,6 +880,8 @@
     <w:p>
       <w:pPr>
         <w:pStyle w:val="FirstParagraph"/>
+        <w:spacing w:line="276" w:lineRule="auto" w:after="0"/>
+        <w:ind w:firstLine="420"/>
       </w:pPr>
       <w:r>
         <w:rPr>
@@ -889,6 +897,8 @@
           <w:numId w:val="1001"/>
         </w:numPr>
         <w:pStyle w:val="Compact"/>
+        <w:spacing w:line="276" w:lineRule="auto" w:after="0"/>
+        <w:ind w:firstLine="420"/>
       </w:pPr>
       <w:r>
         <w:rPr>
@@ -928,6 +938,8 @@
           <w:numId w:val="1001"/>
         </w:numPr>
         <w:pStyle w:val="Compact"/>
+        <w:spacing w:line="276" w:lineRule="auto" w:after="0"/>
+        <w:ind w:firstLine="420"/>
       </w:pPr>
       <w:r>
         <w:rPr>
@@ -943,6 +955,8 @@
           <w:numId w:val="1001"/>
         </w:numPr>
         <w:pStyle w:val="Compact"/>
+        <w:spacing w:line="276" w:lineRule="auto" w:after="0"/>
+        <w:ind w:firstLine="420"/>
       </w:pPr>
       <w:r>
         <w:rPr>
@@ -959,7 +973,7 @@
       </w:pPr>
       <w:r>
         <w:rPr>
-          <w:rFonts w:ascii="黑体" w:hAnsi="黑体" w:eastAsia="黑体"/>
+          <w:rFonts w:ascii="宋体" w:hAnsi="宋体" w:eastAsia="宋体"/>
         </w:rPr>
         <w:t xml:space="preserve">2. 确认测试范围</w:t>
       </w:r>
@@ -967,6 +981,8 @@
     <w:p>
       <w:pPr>
         <w:pStyle w:val="FirstParagraph"/>
+        <w:spacing w:line="276" w:lineRule="auto" w:after="0"/>
+        <w:ind w:firstLine="420"/>
       </w:pPr>
       <w:r>
         <w:rPr>
@@ -982,6 +998,8 @@
           <w:numId w:val="1002"/>
         </w:numPr>
         <w:pStyle w:val="Compact"/>
+        <w:spacing w:line="276" w:lineRule="auto" w:after="0"/>
+        <w:ind w:firstLine="420"/>
       </w:pPr>
       <w:r>
         <w:rPr>
@@ -997,6 +1015,8 @@
           <w:numId w:val="1002"/>
         </w:numPr>
         <w:pStyle w:val="Compact"/>
+        <w:spacing w:line="276" w:lineRule="auto" w:after="0"/>
+        <w:ind w:firstLine="420"/>
       </w:pPr>
       <w:r>
         <w:rPr>
@@ -1012,6 +1032,8 @@
           <w:numId w:val="1002"/>
         </w:numPr>
         <w:pStyle w:val="Compact"/>
+        <w:spacing w:line="276" w:lineRule="auto" w:after="0"/>
+        <w:ind w:firstLine="420"/>
       </w:pPr>
       <w:r>
         <w:rPr>
@@ -1027,6 +1049,8 @@
           <w:numId w:val="1002"/>
         </w:numPr>
         <w:pStyle w:val="Compact"/>
+        <w:spacing w:line="276" w:lineRule="auto" w:after="0"/>
+        <w:ind w:firstLine="420"/>
       </w:pPr>
       <w:r>
         <w:rPr>
@@ -1042,6 +1066,8 @@
           <w:numId w:val="1002"/>
         </w:numPr>
         <w:pStyle w:val="Compact"/>
+        <w:spacing w:line="276" w:lineRule="auto" w:after="0"/>
+        <w:ind w:firstLine="420"/>
       </w:pPr>
       <w:r>
         <w:rPr>
@@ -1053,6 +1079,8 @@
     <w:p>
       <w:pPr>
         <w:pStyle w:val="FirstParagraph"/>
+        <w:spacing w:line="276" w:lineRule="auto" w:after="0"/>
+        <w:ind w:firstLine="420"/>
       </w:pPr>
       <w:r>
         <w:rPr>
@@ -1068,6 +1096,8 @@
           <w:numId w:val="1003"/>
         </w:numPr>
         <w:pStyle w:val="Compact"/>
+        <w:spacing w:line="276" w:lineRule="auto" w:after="0"/>
+        <w:ind w:firstLine="420"/>
       </w:pPr>
       <w:r>
         <w:rPr>
@@ -1083,6 +1113,8 @@
           <w:numId w:val="1003"/>
         </w:numPr>
         <w:pStyle w:val="Compact"/>
+        <w:spacing w:line="276" w:lineRule="auto" w:after="0"/>
+        <w:ind w:firstLine="420"/>
       </w:pPr>
       <w:r>
         <w:rPr>
@@ -1098,6 +1130,8 @@
           <w:numId w:val="1003"/>
         </w:numPr>
         <w:pStyle w:val="Compact"/>
+        <w:spacing w:line="276" w:lineRule="auto" w:after="0"/>
+        <w:ind w:firstLine="420"/>
       </w:pPr>
       <w:r>
         <w:rPr>
@@ -1114,7 +1148,7 @@
       </w:pPr>
       <w:r>
         <w:rPr>
-          <w:rFonts w:ascii="黑体" w:hAnsi="黑体" w:eastAsia="黑体"/>
+          <w:rFonts w:ascii="宋体" w:hAnsi="宋体" w:eastAsia="宋体"/>
         </w:rPr>
         <w:t xml:space="preserve">3. 确认测试依据</w:t>
       </w:r>
@@ -1122,6 +1156,8 @@
     <w:p>
       <w:pPr>
         <w:pStyle w:val="FirstParagraph"/>
+        <w:spacing w:line="276" w:lineRule="auto" w:after="0"/>
+        <w:ind w:firstLine="420"/>
       </w:pPr>
       <w:r>
         <w:rPr>
@@ -1137,6 +1173,8 @@
           <w:numId w:val="1004"/>
         </w:numPr>
         <w:pStyle w:val="Compact"/>
+        <w:spacing w:line="276" w:lineRule="auto" w:after="0"/>
+        <w:ind w:firstLine="420"/>
       </w:pPr>
       <w:r>
         <w:rPr>
@@ -1152,6 +1190,8 @@
           <w:numId w:val="1004"/>
         </w:numPr>
         <w:pStyle w:val="Compact"/>
+        <w:spacing w:line="276" w:lineRule="auto" w:after="0"/>
+        <w:ind w:firstLine="420"/>
       </w:pPr>
       <w:r>
         <w:rPr>
@@ -1167,6 +1207,8 @@
           <w:numId w:val="1004"/>
         </w:numPr>
         <w:pStyle w:val="Compact"/>
+        <w:spacing w:line="276" w:lineRule="auto" w:after="0"/>
+        <w:ind w:firstLine="420"/>
       </w:pPr>
       <w:r>
         <w:rPr>
@@ -1182,6 +1224,8 @@
           <w:numId w:val="1004"/>
         </w:numPr>
         <w:pStyle w:val="Compact"/>
+        <w:spacing w:line="276" w:lineRule="auto" w:after="0"/>
+        <w:ind w:firstLine="420"/>
       </w:pPr>
       <w:r>
         <w:rPr>
@@ -1197,6 +1241,8 @@
           <w:numId w:val="1004"/>
         </w:numPr>
         <w:pStyle w:val="Compact"/>
+        <w:spacing w:line="276" w:lineRule="auto" w:after="0"/>
+        <w:ind w:firstLine="420"/>
       </w:pPr>
       <w:r>
         <w:rPr>
@@ -1213,7 +1259,7 @@
       </w:pPr>
       <w:r>
         <w:rPr>
-          <w:rFonts w:ascii="黑体" w:hAnsi="黑体" w:eastAsia="黑体"/>
+          <w:rFonts w:ascii="宋体" w:hAnsi="宋体" w:eastAsia="宋体"/>
         </w:rPr>
         <w:t xml:space="preserve">4. 测试环境与条件</w:t>
       </w:r>
@@ -1224,19 +1270,19 @@
         <w:tblW w:type="pct" w:w="0.0"/>
         <w:tblLook w:firstRow="1" w:lastRow="0" w:firstColumn="0" w:lastColumn="0" w:noHBand="0" w:noVBand="0" w:val="0020"/>
         <w:tblBorders>
-          <w:top w:val="single" w:sz="4" w:space="0" w:color="BFBFBF"/>
-          <w:left w:val="single" w:sz="4" w:space="0" w:color="BFBFBF"/>
-          <w:bottom w:val="single" w:sz="4" w:space="0" w:color="BFBFBF"/>
-          <w:right w:val="single" w:sz="4" w:space="0" w:color="BFBFBF"/>
-          <w:insideH w:val="single" w:sz="4" w:space="0" w:color="BFBFBF"/>
-          <w:insideV w:val="single" w:sz="4" w:space="0" w:color="BFBFBF"/>
+          <w:top w:val="single" w:sz="4" w:space="0" w:color="000000"/>
+          <w:left w:val="single" w:sz="4" w:space="0" w:color="000000"/>
+          <w:bottom w:val="single" w:sz="4" w:space="0" w:color="000000"/>
+          <w:right w:val="single" w:sz="4" w:space="0" w:color="000000"/>
+          <w:insideH w:val="single" w:sz="4" w:space="0" w:color="000000"/>
+          <w:insideV w:val="single" w:sz="4" w:space="0" w:color="000000"/>
         </w:tblBorders>
       </w:tblPr>
       <w:tblGrid/>
       <w:tr>
         <w:tc>
           <w:tcPr>
-            <w:shd w:fill="EAEAEA"/>
+            <w:shd w:fill="FFFFFF"/>
           </w:tcPr>
           <w:p>
             <w:pPr>
@@ -1247,7 +1293,8 @@
             <w:r>
               <w:rPr>
                 <w:rFonts w:ascii="宋体" w:hAnsi="宋体" w:eastAsia="宋体"/>
-                <w:sz w:val="19"/>
+                <w:b/>
+                <w:sz w:val="21"/>
               </w:rPr>
               <w:t xml:space="preserve">项目</w:t>
             </w:r>
@@ -1255,7 +1302,7 @@
         </w:tc>
         <w:tc>
           <w:tcPr>
-            <w:shd w:fill="EAEAEA"/>
+            <w:shd w:fill="FFFFFF"/>
           </w:tcPr>
           <w:p>
             <w:pPr>
@@ -1266,7 +1313,8 @@
             <w:r>
               <w:rPr>
                 <w:rFonts w:ascii="宋体" w:hAnsi="宋体" w:eastAsia="宋体"/>
-                <w:sz w:val="19"/>
+                <w:b/>
+                <w:sz w:val="21"/>
               </w:rPr>
               <w:t xml:space="preserve">条件</w:t>
             </w:r>
@@ -1284,7 +1332,7 @@
             <w:r>
               <w:rPr>
                 <w:rFonts w:ascii="宋体" w:hAnsi="宋体" w:eastAsia="宋体"/>
-                <w:sz w:val="19"/>
+                <w:sz w:val="21"/>
               </w:rPr>
               <w:t xml:space="preserve">操作系统</w:t>
             </w:r>
@@ -1300,7 +1348,7 @@
             <w:r>
               <w:rPr>
                 <w:rFonts w:ascii="宋体" w:hAnsi="宋体" w:eastAsia="宋体"/>
-                <w:sz w:val="19"/>
+                <w:sz w:val="21"/>
               </w:rPr>
               <w:t xml:space="preserve">macOS / Linux / Windows 任一</w:t>
             </w:r>
@@ -1318,7 +1366,7 @@
             <w:r>
               <w:rPr>
                 <w:rFonts w:ascii="宋体" w:hAnsi="宋体" w:eastAsia="宋体"/>
-                <w:sz w:val="19"/>
+                <w:sz w:val="21"/>
               </w:rPr>
               <w:t xml:space="preserve">Python</w:t>
             </w:r>
@@ -1334,7 +1382,7 @@
             <w:r>
               <w:rPr>
                 <w:rFonts w:ascii="宋体" w:hAnsi="宋体" w:eastAsia="宋体"/>
-                <w:sz w:val="19"/>
+                <w:sz w:val="21"/>
               </w:rPr>
               <w:t xml:space="preserve">3.11 及以上</w:t>
             </w:r>
@@ -1352,7 +1400,7 @@
             <w:r>
               <w:rPr>
                 <w:rFonts w:ascii="宋体" w:hAnsi="宋体" w:eastAsia="宋体"/>
-                <w:sz w:val="19"/>
+                <w:sz w:val="21"/>
               </w:rPr>
               <w:t xml:space="preserve">环境管理</w:t>
             </w:r>
@@ -1368,7 +1416,7 @@
             <w:r>
               <w:rPr>
                 <w:rFonts w:ascii="宋体" w:hAnsi="宋体" w:eastAsia="宋体"/>
-                <w:sz w:val="19"/>
+                <w:sz w:val="21"/>
               </w:rPr>
               <w:t xml:space="preserve">uv</w:t>
             </w:r>
@@ -1386,7 +1434,7 @@
             <w:r>
               <w:rPr>
                 <w:rFonts w:ascii="宋体" w:hAnsi="宋体" w:eastAsia="宋体"/>
-                <w:sz w:val="19"/>
+                <w:sz w:val="21"/>
               </w:rPr>
               <w:t xml:space="preserve">主要依赖</w:t>
             </w:r>
@@ -1402,7 +1450,7 @@
             <w:r>
               <w:rPr>
                 <w:rFonts w:ascii="宋体" w:hAnsi="宋体" w:eastAsia="宋体"/>
-                <w:sz w:val="19"/>
+                <w:sz w:val="21"/>
               </w:rPr>
               <w:t xml:space="preserve">numpy、pandas、scikit-learn、torch、matplotlib、seaborn、tensorboard</w:t>
             </w:r>
@@ -1420,7 +1468,7 @@
             <w:r>
               <w:rPr>
                 <w:rFonts w:ascii="宋体" w:hAnsi="宋体" w:eastAsia="宋体"/>
-                <w:sz w:val="19"/>
+                <w:sz w:val="21"/>
               </w:rPr>
               <w:t xml:space="preserve">数据条件</w:t>
             </w:r>
@@ -1436,7 +1484,7 @@
             <w:r>
               <w:rPr>
                 <w:rFonts w:ascii="宋体" w:hAnsi="宋体" w:eastAsia="宋体"/>
-                <w:sz w:val="19"/>
+                <w:sz w:val="21"/>
               </w:rPr>
               <w:t xml:space="preserve">至少具备一个真实数据集目录或项目自带示例数据</w:t>
             </w:r>
@@ -1452,7 +1500,7 @@
       </w:pPr>
       <w:r>
         <w:rPr>
-          <w:rFonts w:ascii="黑体" w:hAnsi="黑体" w:eastAsia="黑体"/>
+          <w:rFonts w:ascii="宋体" w:hAnsi="宋体" w:eastAsia="宋体"/>
         </w:rPr>
         <w:t xml:space="preserve">5. 用户需求对应验证项</w:t>
       </w:r>
@@ -1463,19 +1511,19 @@
         <w:tblW w:type="pct" w:w="0.0"/>
         <w:tblLook w:firstRow="1" w:lastRow="0" w:firstColumn="0" w:lastColumn="0" w:noHBand="0" w:noVBand="0" w:val="0020"/>
         <w:tblBorders>
-          <w:top w:val="single" w:sz="4" w:space="0" w:color="BFBFBF"/>
-          <w:left w:val="single" w:sz="4" w:space="0" w:color="BFBFBF"/>
-          <w:bottom w:val="single" w:sz="4" w:space="0" w:color="BFBFBF"/>
-          <w:right w:val="single" w:sz="4" w:space="0" w:color="BFBFBF"/>
-          <w:insideH w:val="single" w:sz="4" w:space="0" w:color="BFBFBF"/>
-          <w:insideV w:val="single" w:sz="4" w:space="0" w:color="BFBFBF"/>
+          <w:top w:val="single" w:sz="4" w:space="0" w:color="000000"/>
+          <w:left w:val="single" w:sz="4" w:space="0" w:color="000000"/>
+          <w:bottom w:val="single" w:sz="4" w:space="0" w:color="000000"/>
+          <w:right w:val="single" w:sz="4" w:space="0" w:color="000000"/>
+          <w:insideH w:val="single" w:sz="4" w:space="0" w:color="000000"/>
+          <w:insideV w:val="single" w:sz="4" w:space="0" w:color="000000"/>
         </w:tblBorders>
       </w:tblPr>
       <w:tblGrid/>
       <w:tr>
         <w:tc>
           <w:tcPr>
-            <w:shd w:fill="EAEAEA"/>
+            <w:shd w:fill="FFFFFF"/>
           </w:tcPr>
           <w:p>
             <w:pPr>
@@ -1486,7 +1534,8 @@
             <w:r>
               <w:rPr>
                 <w:rFonts w:ascii="宋体" w:hAnsi="宋体" w:eastAsia="宋体"/>
-                <w:sz w:val="19"/>
+                <w:b/>
+                <w:sz w:val="21"/>
               </w:rPr>
               <w:t xml:space="preserve">需求类别</w:t>
             </w:r>
@@ -1494,7 +1543,7 @@
         </w:tc>
         <w:tc>
           <w:tcPr>
-            <w:shd w:fill="EAEAEA"/>
+            <w:shd w:fill="FFFFFF"/>
           </w:tcPr>
           <w:p>
             <w:pPr>
@@ -1505,7 +1554,8 @@
             <w:r>
               <w:rPr>
                 <w:rFonts w:ascii="宋体" w:hAnsi="宋体" w:eastAsia="宋体"/>
-                <w:sz w:val="19"/>
+                <w:b/>
+                <w:sz w:val="21"/>
               </w:rPr>
               <w:t xml:space="preserve">验证项</w:t>
             </w:r>
@@ -1513,7 +1563,7 @@
         </w:tc>
         <w:tc>
           <w:tcPr>
-            <w:shd w:fill="EAEAEA"/>
+            <w:shd w:fill="FFFFFF"/>
           </w:tcPr>
           <w:p>
             <w:pPr>
@@ -1524,7 +1574,8 @@
             <w:r>
               <w:rPr>
                 <w:rFonts w:ascii="宋体" w:hAnsi="宋体" w:eastAsia="宋体"/>
-                <w:sz w:val="19"/>
+                <w:b/>
+                <w:sz w:val="21"/>
               </w:rPr>
               <w:t xml:space="preserve">验证方式</w:t>
             </w:r>
@@ -1542,7 +1593,7 @@
             <w:r>
               <w:rPr>
                 <w:rFonts w:ascii="宋体" w:hAnsi="宋体" w:eastAsia="宋体"/>
-                <w:sz w:val="19"/>
+                <w:sz w:val="21"/>
               </w:rPr>
               <w:t xml:space="preserve">数据接入</w:t>
             </w:r>
@@ -1558,7 +1609,7 @@
             <w:r>
               <w:rPr>
                 <w:rFonts w:ascii="宋体" w:hAnsi="宋体" w:eastAsia="宋体"/>
-                <w:sz w:val="19"/>
+                <w:sz w:val="21"/>
               </w:rPr>
               <w:t xml:space="preserve">能加载 XJTU-SY 或 PHM2012 / FEMTO</w:t>
             </w:r>
@@ -1574,7 +1625,7 @@
             <w:r>
               <w:rPr>
                 <w:rFonts w:ascii="宋体" w:hAnsi="宋体" w:eastAsia="宋体"/>
-                <w:sz w:val="19"/>
+                <w:sz w:val="21"/>
               </w:rPr>
               <w:t xml:space="preserve">运行 loader 并检查实体对象</w:t>
             </w:r>
@@ -1592,7 +1643,7 @@
             <w:r>
               <w:rPr>
                 <w:rFonts w:ascii="宋体" w:hAnsi="宋体" w:eastAsia="宋体"/>
-                <w:sz w:val="19"/>
+                <w:sz w:val="21"/>
               </w:rPr>
               <w:t xml:space="preserve">预处理</w:t>
             </w:r>
@@ -1608,7 +1659,7 @@
             <w:r>
               <w:rPr>
                 <w:rFonts w:ascii="宋体" w:hAnsi="宋体" w:eastAsia="宋体"/>
-                <w:sz w:val="19"/>
+                <w:sz w:val="21"/>
               </w:rPr>
               <w:t xml:space="preserve">能完成滑动窗口和统计特征提取</w:t>
             </w:r>
@@ -1624,7 +1675,7 @@
             <w:r>
               <w:rPr>
                 <w:rFonts w:ascii="宋体" w:hAnsi="宋体" w:eastAsia="宋体"/>
-                <w:sz w:val="19"/>
+                <w:sz w:val="21"/>
               </w:rPr>
               <w:t xml:space="preserve">执行预处理流程并检查输出形状与字段</w:t>
             </w:r>
@@ -1642,7 +1693,7 @@
             <w:r>
               <w:rPr>
                 <w:rFonts w:ascii="宋体" w:hAnsi="宋体" w:eastAsia="宋体"/>
-                <w:sz w:val="19"/>
+                <w:sz w:val="21"/>
               </w:rPr>
               <w:t xml:space="preserve">退化分析</w:t>
             </w:r>
@@ -1658,7 +1709,7 @@
             <w:r>
               <w:rPr>
                 <w:rFonts w:ascii="宋体" w:hAnsi="宋体" w:eastAsia="宋体"/>
-                <w:sz w:val="19"/>
+                <w:sz w:val="21"/>
               </w:rPr>
               <w:t xml:space="preserve">能完成 RUL 标签或阶段标签构造</w:t>
             </w:r>
@@ -1674,7 +1725,7 @@
             <w:r>
               <w:rPr>
                 <w:rFonts w:ascii="宋体" w:hAnsi="宋体" w:eastAsia="宋体"/>
-                <w:sz w:val="19"/>
+                <w:sz w:val="21"/>
               </w:rPr>
               <w:t xml:space="preserve">调用标注器并检查目标值</w:t>
             </w:r>
@@ -1692,7 +1743,7 @@
             <w:r>
               <w:rPr>
                 <w:rFonts w:ascii="宋体" w:hAnsi="宋体" w:eastAsia="宋体"/>
-                <w:sz w:val="19"/>
+                <w:sz w:val="21"/>
               </w:rPr>
               <w:t xml:space="preserve">模型训练</w:t>
             </w:r>
@@ -1708,7 +1759,7 @@
             <w:r>
               <w:rPr>
                 <w:rFonts w:ascii="宋体" w:hAnsi="宋体" w:eastAsia="宋体"/>
-                <w:sz w:val="19"/>
+                <w:sz w:val="21"/>
               </w:rPr>
               <w:t xml:space="preserve">能完成一次训练和验证</w:t>
             </w:r>
@@ -1724,7 +1775,7 @@
             <w:r>
               <w:rPr>
                 <w:rFonts w:ascii="宋体" w:hAnsi="宋体" w:eastAsia="宋体"/>
-                <w:sz w:val="19"/>
+                <w:sz w:val="21"/>
               </w:rPr>
               <w:t xml:space="preserve">执行训练脚本并检查 history 与 checkpoint</w:t>
             </w:r>
@@ -1742,7 +1793,7 @@
             <w:r>
               <w:rPr>
                 <w:rFonts w:ascii="宋体" w:hAnsi="宋体" w:eastAsia="宋体"/>
-                <w:sz w:val="19"/>
+                <w:sz w:val="21"/>
               </w:rPr>
               <w:t xml:space="preserve">训练监控</w:t>
             </w:r>
@@ -1758,7 +1809,7 @@
             <w:r>
               <w:rPr>
                 <w:rFonts w:ascii="宋体" w:hAnsi="宋体" w:eastAsia="宋体"/>
-                <w:sz w:val="19"/>
+                <w:sz w:val="21"/>
               </w:rPr>
               <w:t xml:space="preserve">能输出 TensorBoard 日志和梯度报警记录</w:t>
             </w:r>
@@ -1774,7 +1825,7 @@
             <w:r>
               <w:rPr>
                 <w:rFonts w:ascii="宋体" w:hAnsi="宋体" w:eastAsia="宋体"/>
-                <w:sz w:val="19"/>
+                <w:sz w:val="21"/>
               </w:rPr>
               <w:t xml:space="preserve">检查日志文件与告警文件</w:t>
             </w:r>
@@ -1792,7 +1843,7 @@
             <w:r>
               <w:rPr>
                 <w:rFonts w:ascii="宋体" w:hAnsi="宋体" w:eastAsia="宋体"/>
-                <w:sz w:val="19"/>
+                <w:sz w:val="21"/>
               </w:rPr>
               <w:t xml:space="preserve">结果展示</w:t>
             </w:r>
@@ -1808,7 +1859,7 @@
             <w:r>
               <w:rPr>
                 <w:rFonts w:ascii="宋体" w:hAnsi="宋体" w:eastAsia="宋体"/>
-                <w:sz w:val="19"/>
+                <w:sz w:val="21"/>
               </w:rPr>
               <w:t xml:space="preserve">能导出预测曲线和阶段图</w:t>
             </w:r>
@@ -1824,7 +1875,7 @@
             <w:r>
               <w:rPr>
                 <w:rFonts w:ascii="宋体" w:hAnsi="宋体" w:eastAsia="宋体"/>
-                <w:sz w:val="19"/>
+                <w:sz w:val="21"/>
               </w:rPr>
               <w:t xml:space="preserve">检查 PNG 或 CSV 结果文件</w:t>
             </w:r>
@@ -1842,7 +1893,7 @@
             <w:r>
               <w:rPr>
                 <w:rFonts w:ascii="宋体" w:hAnsi="宋体" w:eastAsia="宋体"/>
-                <w:sz w:val="19"/>
+                <w:sz w:val="21"/>
               </w:rPr>
               <w:t xml:space="preserve">实验复现</w:t>
             </w:r>
@@ -1858,7 +1909,7 @@
             <w:r>
               <w:rPr>
                 <w:rFonts w:ascii="宋体" w:hAnsi="宋体" w:eastAsia="宋体"/>
-                <w:sz w:val="19"/>
+                <w:sz w:val="21"/>
               </w:rPr>
               <w:t xml:space="preserve">能记录配置、模型结构、参数和结果</w:t>
             </w:r>
@@ -1874,7 +1925,7 @@
             <w:r>
               <w:rPr>
                 <w:rFonts w:ascii="宋体" w:hAnsi="宋体" w:eastAsia="宋体"/>
-                <w:sz w:val="19"/>
+                <w:sz w:val="21"/>
               </w:rPr>
               <w:t xml:space="preserve">检查 config、metrics、predictions 等产物</w:t>
             </w:r>
@@ -1890,7 +1941,7 @@
       </w:pPr>
       <w:r>
         <w:rPr>
-          <w:rFonts w:ascii="黑体" w:hAnsi="黑体" w:eastAsia="黑体"/>
+          <w:rFonts w:ascii="宋体" w:hAnsi="宋体" w:eastAsia="宋体"/>
         </w:rPr>
         <w:t xml:space="preserve">6. 测试用例总体设计</w:t>
       </w:r>
@@ -1898,6 +1949,8 @@
     <w:p>
       <w:pPr>
         <w:pStyle w:val="FirstParagraph"/>
+        <w:spacing w:line="276" w:lineRule="auto" w:after="0"/>
+        <w:ind w:firstLine="420"/>
       </w:pPr>
       <w:r>
         <w:rPr>
@@ -1913,6 +1966,8 @@
           <w:numId w:val="1005"/>
         </w:numPr>
         <w:pStyle w:val="Compact"/>
+        <w:spacing w:line="276" w:lineRule="auto" w:after="0"/>
+        <w:ind w:firstLine="420"/>
       </w:pPr>
       <w:r>
         <w:rPr>
@@ -1928,6 +1983,8 @@
           <w:numId w:val="1005"/>
         </w:numPr>
         <w:pStyle w:val="Compact"/>
+        <w:spacing w:line="276" w:lineRule="auto" w:after="0"/>
+        <w:ind w:firstLine="420"/>
       </w:pPr>
       <w:r>
         <w:rPr>
@@ -1943,6 +2000,8 @@
           <w:numId w:val="1005"/>
         </w:numPr>
         <w:pStyle w:val="Compact"/>
+        <w:spacing w:line="276" w:lineRule="auto" w:after="0"/>
+        <w:ind w:firstLine="420"/>
       </w:pPr>
       <w:r>
         <w:rPr>
@@ -1958,6 +2017,8 @@
           <w:numId w:val="1005"/>
         </w:numPr>
         <w:pStyle w:val="Compact"/>
+        <w:spacing w:line="276" w:lineRule="auto" w:after="0"/>
+        <w:ind w:firstLine="420"/>
       </w:pPr>
       <w:r>
         <w:rPr>
@@ -1973,7 +2034,7 @@
       </w:pPr>
       <w:r>
         <w:rPr>
-          <w:rFonts w:ascii="黑体" w:hAnsi="黑体" w:eastAsia="黑体"/>
+          <w:rFonts w:ascii="宋体" w:hAnsi="宋体" w:eastAsia="宋体"/>
         </w:rPr>
         <w:t xml:space="preserve">6.1 详细确认测试用例</w:t>
       </w:r>
@@ -1984,19 +2045,19 @@
         <w:tblW w:type="pct" w:w="0.0"/>
         <w:tblLook w:firstRow="1" w:lastRow="0" w:firstColumn="0" w:lastColumn="0" w:noHBand="0" w:noVBand="0" w:val="0020"/>
         <w:tblBorders>
-          <w:top w:val="single" w:sz="4" w:space="0" w:color="BFBFBF"/>
-          <w:left w:val="single" w:sz="4" w:space="0" w:color="BFBFBF"/>
-          <w:bottom w:val="single" w:sz="4" w:space="0" w:color="BFBFBF"/>
-          <w:right w:val="single" w:sz="4" w:space="0" w:color="BFBFBF"/>
-          <w:insideH w:val="single" w:sz="4" w:space="0" w:color="BFBFBF"/>
-          <w:insideV w:val="single" w:sz="4" w:space="0" w:color="BFBFBF"/>
+          <w:top w:val="single" w:sz="4" w:space="0" w:color="000000"/>
+          <w:left w:val="single" w:sz="4" w:space="0" w:color="000000"/>
+          <w:bottom w:val="single" w:sz="4" w:space="0" w:color="000000"/>
+          <w:right w:val="single" w:sz="4" w:space="0" w:color="000000"/>
+          <w:insideH w:val="single" w:sz="4" w:space="0" w:color="000000"/>
+          <w:insideV w:val="single" w:sz="4" w:space="0" w:color="000000"/>
         </w:tblBorders>
       </w:tblPr>
       <w:tblGrid/>
       <w:tr>
         <w:tc>
           <w:tcPr>
-            <w:shd w:fill="EAEAEA"/>
+            <w:shd w:fill="FFFFFF"/>
           </w:tcPr>
           <w:p>
             <w:pPr>
@@ -2007,7 +2068,8 @@
             <w:r>
               <w:rPr>
                 <w:rFonts w:ascii="宋体" w:hAnsi="宋体" w:eastAsia="宋体"/>
-                <w:sz w:val="19"/>
+                <w:b/>
+                <w:sz w:val="21"/>
               </w:rPr>
               <w:t xml:space="preserve">用例编号</w:t>
             </w:r>
@@ -2015,7 +2077,7 @@
         </w:tc>
         <w:tc>
           <w:tcPr>
-            <w:shd w:fill="EAEAEA"/>
+            <w:shd w:fill="FFFFFF"/>
           </w:tcPr>
           <w:p>
             <w:pPr>
@@ -2026,7 +2088,8 @@
             <w:r>
               <w:rPr>
                 <w:rFonts w:ascii="宋体" w:hAnsi="宋体" w:eastAsia="宋体"/>
-                <w:sz w:val="19"/>
+                <w:b/>
+                <w:sz w:val="21"/>
               </w:rPr>
               <w:t xml:space="preserve">场景</w:t>
             </w:r>
@@ -2034,7 +2097,7 @@
         </w:tc>
         <w:tc>
           <w:tcPr>
-            <w:shd w:fill="EAEAEA"/>
+            <w:shd w:fill="FFFFFF"/>
           </w:tcPr>
           <w:p>
             <w:pPr>
@@ -2045,7 +2108,8 @@
             <w:r>
               <w:rPr>
                 <w:rFonts w:ascii="宋体" w:hAnsi="宋体" w:eastAsia="宋体"/>
-                <w:sz w:val="19"/>
+                <w:b/>
+                <w:sz w:val="21"/>
               </w:rPr>
               <w:t xml:space="preserve">输入条件</w:t>
             </w:r>
@@ -2053,7 +2117,7 @@
         </w:tc>
         <w:tc>
           <w:tcPr>
-            <w:shd w:fill="EAEAEA"/>
+            <w:shd w:fill="FFFFFF"/>
           </w:tcPr>
           <w:p>
             <w:pPr>
@@ -2064,7 +2128,8 @@
             <w:r>
               <w:rPr>
                 <w:rFonts w:ascii="宋体" w:hAnsi="宋体" w:eastAsia="宋体"/>
-                <w:sz w:val="19"/>
+                <w:b/>
+                <w:sz w:val="21"/>
               </w:rPr>
               <w:t xml:space="preserve">期望结果</w:t>
             </w:r>
@@ -2082,7 +2147,7 @@
             <w:r>
               <w:rPr>
                 <w:rFonts w:ascii="宋体" w:hAnsi="宋体" w:eastAsia="宋体"/>
-                <w:sz w:val="19"/>
+                <w:sz w:val="21"/>
               </w:rPr>
               <w:t xml:space="preserve">AT-01</w:t>
             </w:r>
@@ -2098,7 +2163,7 @@
             <w:r>
               <w:rPr>
                 <w:rFonts w:ascii="宋体" w:hAnsi="宋体" w:eastAsia="宋体"/>
-                <w:sz w:val="19"/>
+                <w:sz w:val="21"/>
               </w:rPr>
               <w:t xml:space="preserve">数据目录检查</w:t>
             </w:r>
@@ -2114,7 +2179,7 @@
             <w:r>
               <w:rPr>
                 <w:rFonts w:ascii="宋体" w:hAnsi="宋体" w:eastAsia="宋体"/>
-                <w:sz w:val="19"/>
+                <w:sz w:val="21"/>
               </w:rPr>
               <w:t xml:space="preserve">提供 XJTU-SY 解压目录</w:t>
             </w:r>
@@ -2130,7 +2195,7 @@
             <w:r>
               <w:rPr>
                 <w:rFonts w:ascii="宋体" w:hAnsi="宋体" w:eastAsia="宋体"/>
-                <w:sz w:val="19"/>
+                <w:sz w:val="21"/>
               </w:rPr>
               <w:t xml:space="preserve">能列出工况、轴承编号和通道，异常目录给出可读错误</w:t>
             </w:r>
@@ -2148,7 +2213,7 @@
             <w:r>
               <w:rPr>
                 <w:rFonts w:ascii="宋体" w:hAnsi="宋体" w:eastAsia="宋体"/>
-                <w:sz w:val="19"/>
+                <w:sz w:val="21"/>
               </w:rPr>
               <w:t xml:space="preserve">AT-02</w:t>
             </w:r>
@@ -2164,7 +2229,7 @@
             <w:r>
               <w:rPr>
                 <w:rFonts w:ascii="宋体" w:hAnsi="宋体" w:eastAsia="宋体"/>
-                <w:sz w:val="19"/>
+                <w:sz w:val="21"/>
               </w:rPr>
               <w:t xml:space="preserve">PHM2012 数据接入</w:t>
             </w:r>
@@ -2180,7 +2245,7 @@
             <w:r>
               <w:rPr>
                 <w:rFonts w:ascii="宋体" w:hAnsi="宋体" w:eastAsia="宋体"/>
-                <w:sz w:val="19"/>
+                <w:sz w:val="21"/>
               </w:rPr>
               <w:t xml:space="preserve">提供 Learning_set 或 Test_set</w:t>
             </w:r>
@@ -2196,7 +2261,7 @@
             <w:r>
               <w:rPr>
                 <w:rFonts w:ascii="宋体" w:hAnsi="宋体" w:eastAsia="宋体"/>
-                <w:sz w:val="19"/>
+                <w:sz w:val="21"/>
               </w:rPr>
               <w:t xml:space="preserve">能解析加速度文件并保留时间顺序</w:t>
             </w:r>
@@ -2214,7 +2279,7 @@
             <w:r>
               <w:rPr>
                 <w:rFonts w:ascii="宋体" w:hAnsi="宋体" w:eastAsia="宋体"/>
-                <w:sz w:val="19"/>
+                <w:sz w:val="21"/>
               </w:rPr>
               <w:t xml:space="preserve">AT-03</w:t>
             </w:r>
@@ -2230,7 +2295,7 @@
             <w:r>
               <w:rPr>
                 <w:rFonts w:ascii="宋体" w:hAnsi="宋体" w:eastAsia="宋体"/>
-                <w:sz w:val="19"/>
+                <w:sz w:val="21"/>
               </w:rPr>
               <w:t xml:space="preserve">特征趋势验证</w:t>
             </w:r>
@@ -2246,7 +2311,7 @@
             <w:r>
               <w:rPr>
                 <w:rFonts w:ascii="宋体" w:hAnsi="宋体" w:eastAsia="宋体"/>
-                <w:sz w:val="19"/>
+                <w:sz w:val="21"/>
               </w:rPr>
               <w:t xml:space="preserve">选择单个 run-to-failure 轴承</w:t>
             </w:r>
@@ -2262,7 +2327,7 @@
             <w:r>
               <w:rPr>
                 <w:rFonts w:ascii="宋体" w:hAnsi="宋体" w:eastAsia="宋体"/>
-                <w:sz w:val="19"/>
+                <w:sz w:val="21"/>
               </w:rPr>
               <w:t xml:space="preserve">RMS、峰值或健康指标曲线能展示后期退化增强</w:t>
             </w:r>
@@ -2280,7 +2345,7 @@
             <w:r>
               <w:rPr>
                 <w:rFonts w:ascii="宋体" w:hAnsi="宋体" w:eastAsia="宋体"/>
-                <w:sz w:val="19"/>
+                <w:sz w:val="21"/>
               </w:rPr>
               <w:t xml:space="preserve">AT-04</w:t>
             </w:r>
@@ -2296,7 +2361,7 @@
             <w:r>
               <w:rPr>
                 <w:rFonts w:ascii="宋体" w:hAnsi="宋体" w:eastAsia="宋体"/>
-                <w:sz w:val="19"/>
+                <w:sz w:val="21"/>
               </w:rPr>
               <w:t xml:space="preserve">RUL 训练验证</w:t>
             </w:r>
@@ -2312,7 +2377,7 @@
             <w:r>
               <w:rPr>
                 <w:rFonts w:ascii="宋体" w:hAnsi="宋体" w:eastAsia="宋体"/>
-                <w:sz w:val="19"/>
+                <w:sz w:val="21"/>
               </w:rPr>
               <w:t xml:space="preserve">设置 1 epoch smoke test</w:t>
             </w:r>
@@ -2328,7 +2393,7 @@
             <w:r>
               <w:rPr>
                 <w:rFonts w:ascii="宋体" w:hAnsi="宋体" w:eastAsia="宋体"/>
-                <w:sz w:val="19"/>
+                <w:sz w:val="21"/>
               </w:rPr>
               <w:t xml:space="preserve">训练真实执行，history 和 metrics 文件存在</w:t>
             </w:r>
@@ -2346,7 +2411,7 @@
             <w:r>
               <w:rPr>
                 <w:rFonts w:ascii="宋体" w:hAnsi="宋体" w:eastAsia="宋体"/>
-                <w:sz w:val="19"/>
+                <w:sz w:val="21"/>
               </w:rPr>
               <w:t xml:space="preserve">AT-05</w:t>
             </w:r>
@@ -2362,7 +2427,7 @@
             <w:r>
               <w:rPr>
                 <w:rFonts w:ascii="宋体" w:hAnsi="宋体" w:eastAsia="宋体"/>
-                <w:sz w:val="19"/>
+                <w:sz w:val="21"/>
               </w:rPr>
               <w:t xml:space="preserve">论文复现验证</w:t>
             </w:r>
@@ -2378,7 +2443,7 @@
             <w:r>
               <w:rPr>
                 <w:rFonts w:ascii="宋体" w:hAnsi="宋体" w:eastAsia="宋体"/>
-                <w:sz w:val="19"/>
+                <w:sz w:val="21"/>
               </w:rPr>
               <w:t xml:space="preserve">运行两篇复现 notebook</w:t>
             </w:r>
@@ -2394,7 +2459,7 @@
             <w:r>
               <w:rPr>
                 <w:rFonts w:ascii="宋体" w:hAnsi="宋体" w:eastAsia="宋体"/>
-                <w:sz w:val="19"/>
+                <w:sz w:val="21"/>
               </w:rPr>
               <w:t xml:space="preserve">对比表包含两个数据集、模型名称和关键指标</w:t>
             </w:r>
@@ -2412,7 +2477,7 @@
             <w:r>
               <w:rPr>
                 <w:rFonts w:ascii="宋体" w:hAnsi="宋体" w:eastAsia="宋体"/>
-                <w:sz w:val="19"/>
+                <w:sz w:val="21"/>
               </w:rPr>
               <w:t xml:space="preserve">AT-06</w:t>
             </w:r>
@@ -2428,7 +2493,7 @@
             <w:r>
               <w:rPr>
                 <w:rFonts w:ascii="宋体" w:hAnsi="宋体" w:eastAsia="宋体"/>
-                <w:sz w:val="19"/>
+                <w:sz w:val="21"/>
               </w:rPr>
               <w:t xml:space="preserve">文档交付验证</w:t>
             </w:r>
@@ -2444,7 +2509,7 @@
             <w:r>
               <w:rPr>
                 <w:rFonts w:ascii="宋体" w:hAnsi="宋体" w:eastAsia="宋体"/>
-                <w:sz w:val="19"/>
+                <w:sz w:val="21"/>
               </w:rPr>
               <w:t xml:space="preserve">执行导出脚本</w:t>
             </w:r>
@@ -2460,7 +2525,7 @@
             <w:r>
               <w:rPr>
                 <w:rFonts w:ascii="宋体" w:hAnsi="宋体" w:eastAsia="宋体"/>
-                <w:sz w:val="19"/>
+                <w:sz w:val="21"/>
               </w:rPr>
               <w:t xml:space="preserve">每份 Markdown 均生成 PDF 和 DOCX</w:t>
             </w:r>
@@ -2477,7 +2542,7 @@
       </w:pPr>
       <w:r>
         <w:rPr>
-          <w:rFonts w:ascii="黑体" w:hAnsi="黑体" w:eastAsia="黑体"/>
+          <w:rFonts w:ascii="宋体" w:hAnsi="宋体" w:eastAsia="宋体"/>
         </w:rPr>
         <w:t xml:space="preserve">7. 验收标准</w:t>
       </w:r>
@@ -2485,6 +2550,8 @@
     <w:p>
       <w:pPr>
         <w:pStyle w:val="FirstParagraph"/>
+        <w:spacing w:line="276" w:lineRule="auto" w:after="0"/>
+        <w:ind w:firstLine="420"/>
       </w:pPr>
       <w:r>
         <w:rPr>
@@ -2500,6 +2567,8 @@
           <w:numId w:val="1006"/>
         </w:numPr>
         <w:pStyle w:val="Compact"/>
+        <w:spacing w:line="276" w:lineRule="auto" w:after="0"/>
+        <w:ind w:firstLine="420"/>
       </w:pPr>
       <w:r>
         <w:rPr>
@@ -2515,6 +2584,8 @@
           <w:numId w:val="1006"/>
         </w:numPr>
         <w:pStyle w:val="Compact"/>
+        <w:spacing w:line="276" w:lineRule="auto" w:after="0"/>
+        <w:ind w:firstLine="420"/>
       </w:pPr>
       <w:r>
         <w:rPr>
@@ -2530,6 +2601,8 @@
           <w:numId w:val="1006"/>
         </w:numPr>
         <w:pStyle w:val="Compact"/>
+        <w:spacing w:line="276" w:lineRule="auto" w:after="0"/>
+        <w:ind w:firstLine="420"/>
       </w:pPr>
       <w:r>
         <w:rPr>
@@ -2545,6 +2618,8 @@
           <w:numId w:val="1006"/>
         </w:numPr>
         <w:pStyle w:val="Compact"/>
+        <w:spacing w:line="276" w:lineRule="auto" w:after="0"/>
+        <w:ind w:firstLine="420"/>
       </w:pPr>
       <w:r>
         <w:rPr>
@@ -2560,6 +2635,8 @@
           <w:numId w:val="1006"/>
         </w:numPr>
         <w:pStyle w:val="Compact"/>
+        <w:spacing w:line="276" w:lineRule="auto" w:after="0"/>
+        <w:ind w:firstLine="420"/>
       </w:pPr>
       <w:r>
         <w:rPr>
@@ -2571,6 +2648,8 @@
     <w:p>
       <w:pPr>
         <w:pStyle w:val="FirstParagraph"/>
+        <w:spacing w:line="276" w:lineRule="auto" w:after="0"/>
+        <w:ind w:firstLine="420"/>
       </w:pPr>
       <w:r>
         <w:rPr>
@@ -2586,6 +2665,8 @@
           <w:numId w:val="1007"/>
         </w:numPr>
         <w:pStyle w:val="Compact"/>
+        <w:spacing w:line="276" w:lineRule="auto" w:after="0"/>
+        <w:ind w:firstLine="420"/>
       </w:pPr>
       <w:r>
         <w:rPr>
@@ -2601,6 +2682,8 @@
           <w:numId w:val="1007"/>
         </w:numPr>
         <w:pStyle w:val="Compact"/>
+        <w:spacing w:line="276" w:lineRule="auto" w:after="0"/>
+        <w:ind w:firstLine="420"/>
       </w:pPr>
       <w:r>
         <w:rPr>
@@ -2616,6 +2699,8 @@
           <w:numId w:val="1007"/>
         </w:numPr>
         <w:pStyle w:val="Compact"/>
+        <w:spacing w:line="276" w:lineRule="auto" w:after="0"/>
+        <w:ind w:firstLine="420"/>
       </w:pPr>
       <w:r>
         <w:rPr>
@@ -2632,7 +2717,7 @@
       </w:pPr>
       <w:r>
         <w:rPr>
-          <w:rFonts w:ascii="黑体" w:hAnsi="黑体" w:eastAsia="黑体"/>
+          <w:rFonts w:ascii="宋体" w:hAnsi="宋体" w:eastAsia="宋体"/>
         </w:rPr>
         <w:t xml:space="preserve">8. 风险与问题处理</w:t>
       </w:r>
@@ -2643,19 +2728,19 @@
         <w:tblW w:type="pct" w:w="0.0"/>
         <w:tblLook w:firstRow="1" w:lastRow="0" w:firstColumn="0" w:lastColumn="0" w:noHBand="0" w:noVBand="0" w:val="0020"/>
         <w:tblBorders>
-          <w:top w:val="single" w:sz="4" w:space="0" w:color="BFBFBF"/>
-          <w:left w:val="single" w:sz="4" w:space="0" w:color="BFBFBF"/>
-          <w:bottom w:val="single" w:sz="4" w:space="0" w:color="BFBFBF"/>
-          <w:right w:val="single" w:sz="4" w:space="0" w:color="BFBFBF"/>
-          <w:insideH w:val="single" w:sz="4" w:space="0" w:color="BFBFBF"/>
-          <w:insideV w:val="single" w:sz="4" w:space="0" w:color="BFBFBF"/>
+          <w:top w:val="single" w:sz="4" w:space="0" w:color="000000"/>
+          <w:left w:val="single" w:sz="4" w:space="0" w:color="000000"/>
+          <w:bottom w:val="single" w:sz="4" w:space="0" w:color="000000"/>
+          <w:right w:val="single" w:sz="4" w:space="0" w:color="000000"/>
+          <w:insideH w:val="single" w:sz="4" w:space="0" w:color="000000"/>
+          <w:insideV w:val="single" w:sz="4" w:space="0" w:color="000000"/>
         </w:tblBorders>
       </w:tblPr>
       <w:tblGrid/>
       <w:tr>
         <w:tc>
           <w:tcPr>
-            <w:shd w:fill="EAEAEA"/>
+            <w:shd w:fill="FFFFFF"/>
           </w:tcPr>
           <w:p>
             <w:pPr>
@@ -2666,7 +2751,8 @@
             <w:r>
               <w:rPr>
                 <w:rFonts w:ascii="宋体" w:hAnsi="宋体" w:eastAsia="宋体"/>
-                <w:sz w:val="19"/>
+                <w:b/>
+                <w:sz w:val="21"/>
               </w:rPr>
               <w:t xml:space="preserve">风险</w:t>
             </w:r>
@@ -2674,7 +2760,7 @@
         </w:tc>
         <w:tc>
           <w:tcPr>
-            <w:shd w:fill="EAEAEA"/>
+            <w:shd w:fill="FFFFFF"/>
           </w:tcPr>
           <w:p>
             <w:pPr>
@@ -2685,7 +2771,8 @@
             <w:r>
               <w:rPr>
                 <w:rFonts w:ascii="宋体" w:hAnsi="宋体" w:eastAsia="宋体"/>
-                <w:sz w:val="19"/>
+                <w:b/>
+                <w:sz w:val="21"/>
               </w:rPr>
               <w:t xml:space="preserve">可能表现</w:t>
             </w:r>
@@ -2693,7 +2780,7 @@
         </w:tc>
         <w:tc>
           <w:tcPr>
-            <w:shd w:fill="EAEAEA"/>
+            <w:shd w:fill="FFFFFF"/>
           </w:tcPr>
           <w:p>
             <w:pPr>
@@ -2704,7 +2791,8 @@
             <w:r>
               <w:rPr>
                 <w:rFonts w:ascii="宋体" w:hAnsi="宋体" w:eastAsia="宋体"/>
-                <w:sz w:val="19"/>
+                <w:b/>
+                <w:sz w:val="21"/>
               </w:rPr>
               <w:t xml:space="preserve">处理方式</w:t>
             </w:r>
@@ -2722,7 +2810,7 @@
             <w:r>
               <w:rPr>
                 <w:rFonts w:ascii="宋体" w:hAnsi="宋体" w:eastAsia="宋体"/>
-                <w:sz w:val="19"/>
+                <w:sz w:val="21"/>
               </w:rPr>
               <w:t xml:space="preserve">真实数据下载或路径不一致</w:t>
             </w:r>
@@ -2738,7 +2826,7 @@
             <w:r>
               <w:rPr>
                 <w:rFonts w:ascii="宋体" w:hAnsi="宋体" w:eastAsia="宋体"/>
-                <w:sz w:val="19"/>
+                <w:sz w:val="21"/>
               </w:rPr>
               <w:t xml:space="preserve">Loader 无法定位实体</w:t>
             </w:r>
@@ -2754,7 +2842,7 @@
             <w:r>
               <w:rPr>
                 <w:rFonts w:ascii="宋体" w:hAnsi="宋体" w:eastAsia="宋体"/>
-                <w:sz w:val="19"/>
+                <w:sz w:val="21"/>
               </w:rPr>
               <w:t xml:space="preserve">提供本地目录约束和示例路径说明</w:t>
             </w:r>
@@ -2772,7 +2860,7 @@
             <w:r>
               <w:rPr>
                 <w:rFonts w:ascii="宋体" w:hAnsi="宋体" w:eastAsia="宋体"/>
-                <w:sz w:val="19"/>
+                <w:sz w:val="21"/>
               </w:rPr>
               <w:t xml:space="preserve">训练环境依赖缺失</w:t>
             </w:r>
@@ -2788,7 +2876,7 @@
             <w:r>
               <w:rPr>
                 <w:rFonts w:ascii="宋体" w:hAnsi="宋体" w:eastAsia="宋体"/>
-                <w:sz w:val="19"/>
+                <w:sz w:val="21"/>
               </w:rPr>
               <w:t xml:space="preserve">运行时报错</w:t>
             </w:r>
@@ -2804,7 +2892,7 @@
             <w:r>
               <w:rPr>
                 <w:rFonts w:ascii="宋体" w:hAnsi="宋体" w:eastAsia="宋体"/>
-                <w:sz w:val="19"/>
+                <w:sz w:val="21"/>
               </w:rPr>
               <w:t xml:space="preserve">统一通过 uv 安装并固定版本</w:t>
             </w:r>
@@ -2822,7 +2910,7 @@
             <w:r>
               <w:rPr>
                 <w:rFonts w:ascii="宋体" w:hAnsi="宋体" w:eastAsia="宋体"/>
-                <w:sz w:val="19"/>
+                <w:sz w:val="21"/>
               </w:rPr>
               <w:t xml:space="preserve">图表文件未生成</w:t>
             </w:r>
@@ -2838,7 +2926,7 @@
             <w:r>
               <w:rPr>
                 <w:rFonts w:ascii="宋体" w:hAnsi="宋体" w:eastAsia="宋体"/>
-                <w:sz w:val="19"/>
+                <w:sz w:val="21"/>
               </w:rPr>
               <w:t xml:space="preserve">可视化路径或权限问题</w:t>
             </w:r>
@@ -2854,7 +2942,7 @@
             <w:r>
               <w:rPr>
                 <w:rFonts w:ascii="宋体" w:hAnsi="宋体" w:eastAsia="宋体"/>
-                <w:sz w:val="19"/>
+                <w:sz w:val="21"/>
               </w:rPr>
               <w:t xml:space="preserve">检查输出目录和文件导出流程</w:t>
             </w:r>
@@ -2872,7 +2960,7 @@
             <w:r>
               <w:rPr>
                 <w:rFonts w:ascii="宋体" w:hAnsi="宋体" w:eastAsia="宋体"/>
-                <w:sz w:val="19"/>
+                <w:sz w:val="21"/>
               </w:rPr>
               <w:t xml:space="preserve">文档口径不一致</w:t>
             </w:r>
@@ -2888,7 +2976,7 @@
             <w:r>
               <w:rPr>
                 <w:rFonts w:ascii="宋体" w:hAnsi="宋体" w:eastAsia="宋体"/>
-                <w:sz w:val="19"/>
+                <w:sz w:val="21"/>
               </w:rPr>
               <w:t xml:space="preserve">验收时发现冲突</w:t>
             </w:r>
@@ -2904,7 +2992,7 @@
             <w:r>
               <w:rPr>
                 <w:rFonts w:ascii="宋体" w:hAnsi="宋体" w:eastAsia="宋体"/>
-                <w:sz w:val="19"/>
+                <w:sz w:val="21"/>
               </w:rPr>
               <w:t xml:space="preserve">以 SRS 和本确认测试计划为基线统一修订</w:t>
             </w:r>
@@ -2920,7 +3008,7 @@
       </w:pPr>
       <w:r>
         <w:rPr>
-          <w:rFonts w:ascii="黑体" w:hAnsi="黑体" w:eastAsia="黑体"/>
+          <w:rFonts w:ascii="宋体" w:hAnsi="宋体" w:eastAsia="宋体"/>
         </w:rPr>
         <w:t xml:space="preserve">9. 测试结论输出方式</w:t>
       </w:r>
@@ -2928,6 +3016,8 @@
     <w:p>
       <w:pPr>
         <w:pStyle w:val="FirstParagraph"/>
+        <w:spacing w:line="276" w:lineRule="auto" w:after="0"/>
+        <w:ind w:firstLine="420"/>
       </w:pPr>
       <w:r>
         <w:rPr>
@@ -2943,6 +3033,8 @@
           <w:numId w:val="1008"/>
         </w:numPr>
         <w:pStyle w:val="Compact"/>
+        <w:spacing w:line="276" w:lineRule="auto" w:after="0"/>
+        <w:ind w:firstLine="420"/>
       </w:pPr>
       <w:r>
         <w:rPr>
@@ -2958,6 +3050,8 @@
           <w:numId w:val="1008"/>
         </w:numPr>
         <w:pStyle w:val="Compact"/>
+        <w:spacing w:line="276" w:lineRule="auto" w:after="0"/>
+        <w:ind w:firstLine="420"/>
       </w:pPr>
       <w:r>
         <w:rPr>
@@ -2973,6 +3067,8 @@
           <w:numId w:val="1008"/>
         </w:numPr>
         <w:pStyle w:val="Compact"/>
+        <w:spacing w:line="276" w:lineRule="auto" w:after="0"/>
+        <w:ind w:firstLine="420"/>
       </w:pPr>
       <w:r>
         <w:rPr>
@@ -2988,6 +3084,8 @@
           <w:numId w:val="1008"/>
         </w:numPr>
         <w:pStyle w:val="Compact"/>
+        <w:spacing w:line="276" w:lineRule="auto" w:after="0"/>
+        <w:ind w:firstLine="420"/>
       </w:pPr>
       <w:r>
         <w:rPr>
@@ -3028,7 +3126,7 @@
       </w:pPr>
       <w:r>
         <w:rPr>
-          <w:rFonts w:ascii="黑体" w:hAnsi="黑体" w:eastAsia="黑体"/>
+          <w:rFonts w:ascii="宋体" w:hAnsi="宋体" w:eastAsia="宋体"/>
         </w:rPr>
         <w:t xml:space="preserve">10. 结论说明</w:t>
       </w:r>
@@ -3036,6 +3134,8 @@
     <w:p>
       <w:pPr>
         <w:pStyle w:val="FirstParagraph"/>
+        <w:spacing w:line="276" w:lineRule="auto" w:after="0"/>
+        <w:ind w:firstLine="420"/>
       </w:pPr>
       <w:r>
         <w:rPr>
@@ -3071,7 +3171,7 @@
     <w:bookmarkEnd w:id="32"/>
     <w:bookmarkEnd w:id="33"/>
     <w:sectPr>
-      <w:pgMar w:top="1361" w:bottom="1247" w:left="1417" w:right="1417"/>
+      <w:pgMar w:top="1440" w:bottom="1440" w:left="1797" w:right="1797"/>
     </w:sectPr>
   </w:body>
 </w:document>
@@ -3543,12 +3643,20 @@
       <w:spacing w:after="180" w:before="180"/>
     </w:pPr>
     <w:qFormat/>
+    <w:rPr>
+      <w:rFonts w:ascii="宋体" w:hAnsi="宋体" w:eastAsia="宋体"/>
+      <w:sz w:val="21"/>
+    </w:rPr>
   </w:style>
   <w:style w:customStyle="1" w:styleId="FirstParagraph" w:type="paragraph">
     <w:name w:val="First Paragraph"/>
     <w:basedOn w:val="BodyText"/>
     <w:next w:val="BodyText"/>
     <w:qFormat/>
+    <w:rPr>
+      <w:rFonts w:ascii="宋体" w:hAnsi="宋体" w:eastAsia="宋体"/>
+      <w:sz w:val="21"/>
+    </w:rPr>
   </w:style>
   <w:style w:customStyle="1" w:styleId="Compact" w:type="paragraph">
     <w:name w:val="Compact"/>
@@ -3557,6 +3665,10 @@
     <w:pPr>
       <w:spacing w:after="36" w:before="36"/>
     </w:pPr>
+    <w:rPr>
+      <w:rFonts w:ascii="宋体" w:hAnsi="宋体" w:eastAsia="宋体"/>
+      <w:sz w:val="21"/>
+    </w:rPr>
   </w:style>
   <w:style w:styleId="Title" w:type="paragraph">
     <w:name w:val="Title"/>
@@ -3574,7 +3686,7 @@
       <w:b/>
       <w:bCs/>
       <w:color w:themeColor="accent1" w:themeShade="B5" w:val="345A8A"/>
-      <w:sz w:val="40"/>
+      <w:sz w:val="36"/>
       <w:szCs w:val="36"/>
     </w:rPr>
   </w:style>
@@ -3650,11 +3762,11 @@
       <w:outlineLvl w:val="0"/>
     </w:pPr>
     <w:rPr>
-      <w:rFonts w:asciiTheme="majorHAnsi" w:cstheme="majorBidi" w:eastAsiaTheme="majorEastAsia" w:hAnsiTheme="majorHAnsi"/>
+      <w:rFonts w:asciiTheme="majorHAnsi" w:cstheme="majorBidi" w:eastAsiaTheme="majorEastAsia" w:hAnsiTheme="majorHAnsi" w:ascii="宋体" w:hAnsi="宋体" w:eastAsia="宋体"/>
       <w:b/>
       <w:bCs/>
       <w:color w:themeColor="accent1" w:val="4F81BD"/>
-      <w:sz w:val="32"/>
+      <w:sz w:val="48"/>
       <w:szCs w:val="32"/>
     </w:rPr>
   </w:style>
@@ -3672,11 +3784,11 @@
       <w:outlineLvl w:val="1"/>
     </w:pPr>
     <w:rPr>
-      <w:rFonts w:asciiTheme="majorHAnsi" w:cstheme="majorBidi" w:eastAsiaTheme="majorEastAsia" w:hAnsiTheme="majorHAnsi"/>
+      <w:rFonts w:asciiTheme="majorHAnsi" w:cstheme="majorBidi" w:eastAsiaTheme="majorEastAsia" w:hAnsiTheme="majorHAnsi" w:ascii="宋体" w:hAnsi="宋体" w:eastAsia="宋体"/>
       <w:b/>
       <w:bCs/>
       <w:color w:themeColor="accent1" w:val="4F81BD"/>
-      <w:sz w:val="28"/>
+      <w:sz w:val="36"/>
       <w:szCs w:val="28"/>
     </w:rPr>
   </w:style>
@@ -3694,11 +3806,11 @@
       <w:outlineLvl w:val="2"/>
     </w:pPr>
     <w:rPr>
-      <w:rFonts w:asciiTheme="majorHAnsi" w:cstheme="majorBidi" w:eastAsiaTheme="majorEastAsia" w:hAnsiTheme="majorHAnsi"/>
+      <w:rFonts w:asciiTheme="majorHAnsi" w:cstheme="majorBidi" w:eastAsiaTheme="majorEastAsia" w:hAnsiTheme="majorHAnsi" w:ascii="宋体" w:hAnsi="宋体" w:eastAsia="宋体"/>
       <w:b/>
       <w:bCs/>
       <w:color w:themeColor="accent1" w:val="4F81BD"/>
-      <w:sz w:val="24"/>
+      <w:sz w:val="27"/>
       <w:szCs w:val="24"/>
     </w:rPr>
   </w:style>
@@ -3716,8 +3828,9 @@
       <w:outlineLvl w:val="3"/>
     </w:pPr>
     <w:rPr>
-      <w:rFonts w:asciiTheme="majorHAnsi" w:cstheme="majorBidi" w:eastAsiaTheme="majorEastAsia" w:hAnsiTheme="majorHAnsi"/>
+      <w:rFonts w:asciiTheme="majorHAnsi" w:cstheme="majorBidi" w:eastAsiaTheme="majorEastAsia" w:hAnsiTheme="majorHAnsi" w:ascii="宋体" w:hAnsi="宋体" w:eastAsia="宋体"/>
       <w:i/>
+      <w:b/>
       <w:bCs/>
       <w:color w:themeColor="accent1" w:val="4F81BD"/>
       <w:sz w:val="24"/>

--- a/docx/proposal/09_确认测试计划文档.docx
+++ b/docx/proposal/09_确认测试计划文档.docx
@@ -38,6 +38,7 @@
         <w:rPr>
           <w:rFonts w:ascii="宋体" w:hAnsi="宋体" w:eastAsia="宋体"/>
           <w:b/>
+          <w:color w:val="000000"/>
           <w:sz w:val="48"/>
         </w:rPr>
         <w:t xml:space="preserve">工业轴承设备剩余寿命预测系统的实现：确认测试计划文档</w:t>
@@ -51,6 +52,7 @@
       <w:r>
         <w:rPr>
           <w:rFonts w:ascii="宋体" w:hAnsi="宋体" w:eastAsia="宋体"/>
+          <w:color w:val="000000"/>
         </w:rPr>
         <w:t xml:space="preserve">文档信息</w:t>
       </w:r>
@@ -85,6 +87,7 @@
               <w:rPr>
                 <w:rFonts w:ascii="宋体" w:hAnsi="宋体" w:eastAsia="宋体"/>
                 <w:b/>
+                <w:color w:val="000000"/>
                 <w:sz w:val="21"/>
               </w:rPr>
               <w:t xml:space="preserve">项目</w:t>
@@ -105,6 +108,7 @@
               <w:rPr>
                 <w:rFonts w:ascii="宋体" w:hAnsi="宋体" w:eastAsia="宋体"/>
                 <w:b/>
+                <w:color w:val="000000"/>
                 <w:sz w:val="21"/>
               </w:rPr>
               <w:t xml:space="preserve">内容</w:t>
@@ -123,6 +127,7 @@
             <w:r>
               <w:rPr>
                 <w:rFonts w:ascii="宋体" w:hAnsi="宋体" w:eastAsia="宋体"/>
+                <w:color w:val="000000"/>
                 <w:sz w:val="21"/>
               </w:rPr>
               <w:t xml:space="preserve">文档名称</w:t>
@@ -139,6 +144,7 @@
             <w:r>
               <w:rPr>
                 <w:rFonts w:ascii="宋体" w:hAnsi="宋体" w:eastAsia="宋体"/>
+                <w:color w:val="000000"/>
                 <w:sz w:val="21"/>
               </w:rPr>
               <w:t xml:space="preserve">确认测试计划文档</w:t>
@@ -157,6 +163,7 @@
             <w:r>
               <w:rPr>
                 <w:rFonts w:ascii="宋体" w:hAnsi="宋体" w:eastAsia="宋体"/>
+                <w:color w:val="000000"/>
                 <w:sz w:val="21"/>
               </w:rPr>
               <w:t xml:space="preserve">文档编号</w:t>
@@ -173,6 +180,7 @@
             <w:r>
               <w:rPr>
                 <w:rFonts w:ascii="宋体" w:hAnsi="宋体" w:eastAsia="宋体"/>
+                <w:color w:val="000000"/>
                 <w:sz w:val="21"/>
               </w:rPr>
               <w:t xml:space="preserve">SE-PHM-PROP-09</w:t>
@@ -191,6 +199,7 @@
             <w:r>
               <w:rPr>
                 <w:rFonts w:ascii="宋体" w:hAnsi="宋体" w:eastAsia="宋体"/>
+                <w:color w:val="000000"/>
                 <w:sz w:val="21"/>
               </w:rPr>
               <w:t xml:space="preserve">文档阶段</w:t>
@@ -207,6 +216,7 @@
             <w:r>
               <w:rPr>
                 <w:rFonts w:ascii="宋体" w:hAnsi="宋体" w:eastAsia="宋体"/>
+                <w:color w:val="000000"/>
                 <w:sz w:val="21"/>
               </w:rPr>
               <w:t xml:space="preserve">开题</w:t>
@@ -225,6 +235,7 @@
             <w:r>
               <w:rPr>
                 <w:rFonts w:ascii="宋体" w:hAnsi="宋体" w:eastAsia="宋体"/>
+                <w:color w:val="000000"/>
                 <w:sz w:val="21"/>
               </w:rPr>
               <w:t xml:space="preserve">项目名称</w:t>
@@ -241,6 +252,7 @@
             <w:r>
               <w:rPr>
                 <w:rFonts w:ascii="宋体" w:hAnsi="宋体" w:eastAsia="宋体"/>
+                <w:color w:val="000000"/>
                 <w:sz w:val="21"/>
               </w:rPr>
               <w:t xml:space="preserve">工业轴承设备剩余寿命预测系统的实现</w:t>
@@ -259,6 +271,7 @@
             <w:r>
               <w:rPr>
                 <w:rFonts w:ascii="宋体" w:hAnsi="宋体" w:eastAsia="宋体"/>
+                <w:color w:val="000000"/>
                 <w:sz w:val="21"/>
               </w:rPr>
               <w:t xml:space="preserve">课程</w:t>
@@ -275,6 +288,7 @@
             <w:r>
               <w:rPr>
                 <w:rFonts w:ascii="宋体" w:hAnsi="宋体" w:eastAsia="宋体"/>
+                <w:color w:val="000000"/>
                 <w:sz w:val="21"/>
               </w:rPr>
               <w:t xml:space="preserve">中国科学技术大学软件学院《软件工程》</w:t>
@@ -293,6 +307,7 @@
             <w:r>
               <w:rPr>
                 <w:rFonts w:ascii="宋体" w:hAnsi="宋体" w:eastAsia="宋体"/>
+                <w:color w:val="000000"/>
                 <w:sz w:val="21"/>
               </w:rPr>
               <w:t xml:space="preserve">指导老师</w:t>
@@ -309,6 +324,7 @@
             <w:r>
               <w:rPr>
                 <w:rFonts w:ascii="宋体" w:hAnsi="宋体" w:eastAsia="宋体"/>
+                <w:color w:val="000000"/>
                 <w:sz w:val="21"/>
               </w:rPr>
               <w:t xml:space="preserve">zjf</w:t>
@@ -327,6 +343,7 @@
             <w:r>
               <w:rPr>
                 <w:rFonts w:ascii="宋体" w:hAnsi="宋体" w:eastAsia="宋体"/>
+                <w:color w:val="000000"/>
                 <w:sz w:val="21"/>
               </w:rPr>
               <w:t xml:space="preserve">小组成员</w:t>
@@ -343,6 +360,7 @@
             <w:r>
               <w:rPr>
                 <w:rFonts w:ascii="宋体" w:hAnsi="宋体" w:eastAsia="宋体"/>
+                <w:color w:val="000000"/>
                 <w:sz w:val="21"/>
               </w:rPr>
               <w:t xml:space="preserve">zyj、cyy、zdh、zy</w:t>
@@ -361,6 +379,7 @@
             <w:r>
               <w:rPr>
                 <w:rFonts w:ascii="宋体" w:hAnsi="宋体" w:eastAsia="宋体"/>
+                <w:color w:val="000000"/>
                 <w:sz w:val="21"/>
               </w:rPr>
               <w:t xml:space="preserve">文档负责人</w:t>
@@ -377,6 +396,7 @@
             <w:r>
               <w:rPr>
                 <w:rFonts w:ascii="宋体" w:hAnsi="宋体" w:eastAsia="宋体"/>
+                <w:color w:val="000000"/>
                 <w:sz w:val="21"/>
               </w:rPr>
               <w:t xml:space="preserve">zdh</w:t>
@@ -395,6 +415,7 @@
             <w:r>
               <w:rPr>
                 <w:rFonts w:ascii="宋体" w:hAnsi="宋体" w:eastAsia="宋体"/>
+                <w:color w:val="000000"/>
                 <w:sz w:val="21"/>
               </w:rPr>
               <w:t xml:space="preserve">参与编写</w:t>
@@ -411,6 +432,7 @@
             <w:r>
               <w:rPr>
                 <w:rFonts w:ascii="宋体" w:hAnsi="宋体" w:eastAsia="宋体"/>
+                <w:color w:val="000000"/>
                 <w:sz w:val="21"/>
               </w:rPr>
               <w:t xml:space="preserve">zyj、cyy、zy</w:t>
@@ -429,6 +451,7 @@
             <w:r>
               <w:rPr>
                 <w:rFonts w:ascii="宋体" w:hAnsi="宋体" w:eastAsia="宋体"/>
+                <w:color w:val="000000"/>
                 <w:sz w:val="21"/>
               </w:rPr>
               <w:t xml:space="preserve">版本</w:t>
@@ -445,6 +468,7 @@
             <w:r>
               <w:rPr>
                 <w:rFonts w:ascii="宋体" w:hAnsi="宋体" w:eastAsia="宋体"/>
+                <w:color w:val="000000"/>
                 <w:sz w:val="21"/>
               </w:rPr>
               <w:t xml:space="preserve">V3.0</w:t>
@@ -463,6 +487,7 @@
             <w:r>
               <w:rPr>
                 <w:rFonts w:ascii="宋体" w:hAnsi="宋体" w:eastAsia="宋体"/>
+                <w:color w:val="000000"/>
                 <w:sz w:val="21"/>
               </w:rPr>
               <w:t xml:space="preserve">修订日期</w:t>
@@ -479,6 +504,7 @@
             <w:r>
               <w:rPr>
                 <w:rFonts w:ascii="宋体" w:hAnsi="宋体" w:eastAsia="宋体"/>
+                <w:color w:val="000000"/>
                 <w:sz w:val="21"/>
               </w:rPr>
               <w:t xml:space="preserve">2026-06-14</w:t>
@@ -497,6 +523,7 @@
             <w:r>
               <w:rPr>
                 <w:rFonts w:ascii="宋体" w:hAnsi="宋体" w:eastAsia="宋体"/>
+                <w:color w:val="000000"/>
                 <w:sz w:val="21"/>
               </w:rPr>
               <w:t xml:space="preserve">归档形式</w:t>
@@ -513,6 +540,7 @@
             <w:r>
               <w:rPr>
                 <w:rFonts w:ascii="宋体" w:hAnsi="宋体" w:eastAsia="宋体"/>
+                <w:color w:val="000000"/>
                 <w:sz w:val="21"/>
               </w:rPr>
               <w:t xml:space="preserve">Markdown 源文件、PDF、DOCX</w:t>
@@ -531,6 +559,7 @@
             <w:r>
               <w:rPr>
                 <w:rFonts w:ascii="宋体" w:hAnsi="宋体" w:eastAsia="宋体"/>
+                <w:color w:val="000000"/>
                 <w:sz w:val="21"/>
               </w:rPr>
               <w:t xml:space="preserve">内容基线</w:t>
@@ -547,6 +576,7 @@
             <w:r>
               <w:rPr>
                 <w:rFonts w:ascii="宋体" w:hAnsi="宋体" w:eastAsia="宋体"/>
+                <w:color w:val="000000"/>
                 <w:sz w:val="21"/>
               </w:rPr>
               <w:t xml:space="preserve">确认测试范围、依据、用例和通过准则</w:t>
@@ -564,6 +594,7 @@
       <w:r>
         <w:rPr>
           <w:rFonts w:ascii="宋体" w:hAnsi="宋体" w:eastAsia="宋体"/>
+          <w:color w:val="000000"/>
         </w:rPr>
         <w:t xml:space="preserve">修订记录</w:t>
       </w:r>
@@ -598,6 +629,7 @@
               <w:rPr>
                 <w:rFonts w:ascii="宋体" w:hAnsi="宋体" w:eastAsia="宋体"/>
                 <w:b/>
+                <w:color w:val="000000"/>
                 <w:sz w:val="21"/>
               </w:rPr>
               <w:t xml:space="preserve">版本</w:t>
@@ -618,6 +650,7 @@
               <w:rPr>
                 <w:rFonts w:ascii="宋体" w:hAnsi="宋体" w:eastAsia="宋体"/>
                 <w:b/>
+                <w:color w:val="000000"/>
                 <w:sz w:val="21"/>
               </w:rPr>
               <w:t xml:space="preserve">日期</w:t>
@@ -638,6 +671,7 @@
               <w:rPr>
                 <w:rFonts w:ascii="宋体" w:hAnsi="宋体" w:eastAsia="宋体"/>
                 <w:b/>
+                <w:color w:val="000000"/>
                 <w:sz w:val="21"/>
               </w:rPr>
               <w:t xml:space="preserve">编写人</w:t>
@@ -658,6 +692,7 @@
               <w:rPr>
                 <w:rFonts w:ascii="宋体" w:hAnsi="宋体" w:eastAsia="宋体"/>
                 <w:b/>
+                <w:color w:val="000000"/>
                 <w:sz w:val="21"/>
               </w:rPr>
               <w:t xml:space="preserve">说明</w:t>
@@ -676,6 +711,7 @@
             <w:r>
               <w:rPr>
                 <w:rFonts w:ascii="宋体" w:hAnsi="宋体" w:eastAsia="宋体"/>
+                <w:color w:val="000000"/>
                 <w:sz w:val="21"/>
               </w:rPr>
               <w:t xml:space="preserve">V1.0</w:t>
@@ -692,6 +728,7 @@
             <w:r>
               <w:rPr>
                 <w:rFonts w:ascii="宋体" w:hAnsi="宋体" w:eastAsia="宋体"/>
+                <w:color w:val="000000"/>
                 <w:sz w:val="21"/>
               </w:rPr>
               <w:t xml:space="preserve">2025-11-10</w:t>
@@ -708,6 +745,7 @@
             <w:r>
               <w:rPr>
                 <w:rFonts w:ascii="宋体" w:hAnsi="宋体" w:eastAsia="宋体"/>
+                <w:color w:val="000000"/>
                 <w:sz w:val="21"/>
               </w:rPr>
               <w:t xml:space="preserve">项目组</w:t>
@@ -724,6 +762,7 @@
             <w:r>
               <w:rPr>
                 <w:rFonts w:ascii="宋体" w:hAnsi="宋体" w:eastAsia="宋体"/>
+                <w:color w:val="000000"/>
                 <w:sz w:val="21"/>
               </w:rPr>
               <w:t xml:space="preserve">完成初版课程文档</w:t>
@@ -742,6 +781,7 @@
             <w:r>
               <w:rPr>
                 <w:rFonts w:ascii="宋体" w:hAnsi="宋体" w:eastAsia="宋体"/>
+                <w:color w:val="000000"/>
                 <w:sz w:val="21"/>
               </w:rPr>
               <w:t xml:space="preserve">V2.0</w:t>
@@ -758,6 +798,7 @@
             <w:r>
               <w:rPr>
                 <w:rFonts w:ascii="宋体" w:hAnsi="宋体" w:eastAsia="宋体"/>
+                <w:color w:val="000000"/>
                 <w:sz w:val="21"/>
               </w:rPr>
               <w:t xml:space="preserve">2026-03-12</w:t>
@@ -774,6 +815,7 @@
             <w:r>
               <w:rPr>
                 <w:rFonts w:ascii="宋体" w:hAnsi="宋体" w:eastAsia="宋体"/>
+                <w:color w:val="000000"/>
                 <w:sz w:val="21"/>
               </w:rPr>
               <w:t xml:space="preserve">项目组</w:t>
@@ -790,6 +832,7 @@
             <w:r>
               <w:rPr>
                 <w:rFonts w:ascii="宋体" w:hAnsi="宋体" w:eastAsia="宋体"/>
+                <w:color w:val="000000"/>
                 <w:sz w:val="21"/>
               </w:rPr>
               <w:t xml:space="preserve">统一项目名称、技术基线和阶段交付内容</w:t>
@@ -808,6 +851,7 @@
             <w:r>
               <w:rPr>
                 <w:rFonts w:ascii="宋体" w:hAnsi="宋体" w:eastAsia="宋体"/>
+                <w:color w:val="000000"/>
                 <w:sz w:val="21"/>
               </w:rPr>
               <w:t xml:space="preserve">V3.0</w:t>
@@ -824,6 +868,7 @@
             <w:r>
               <w:rPr>
                 <w:rFonts w:ascii="宋体" w:hAnsi="宋体" w:eastAsia="宋体"/>
+                <w:color w:val="000000"/>
                 <w:sz w:val="21"/>
               </w:rPr>
               <w:t xml:space="preserve">2026-06-14</w:t>
@@ -840,6 +885,7 @@
             <w:r>
               <w:rPr>
                 <w:rFonts w:ascii="宋体" w:hAnsi="宋体" w:eastAsia="宋体"/>
+                <w:color w:val="000000"/>
                 <w:sz w:val="21"/>
               </w:rPr>
               <w:t xml:space="preserve">项目组</w:t>
@@ -856,6 +902,7 @@
             <w:r>
               <w:rPr>
                 <w:rFonts w:ascii="宋体" w:hAnsi="宋体" w:eastAsia="宋体"/>
+                <w:color w:val="000000"/>
                 <w:sz w:val="21"/>
               </w:rPr>
               <w:t xml:space="preserve">参考课程交付样例统一封面与归档格式，补充数据理解、技术难点、测试验收和 DOCX 交付信息</w:t>
@@ -873,6 +920,7 @@
       <w:r>
         <w:rPr>
           <w:rFonts w:ascii="宋体" w:hAnsi="宋体" w:eastAsia="宋体"/>
+          <w:color w:val="000000"/>
         </w:rPr>
         <w:t xml:space="preserve">1. 测试目的</w:t>
       </w:r>
@@ -886,6 +934,7 @@
       <w:r>
         <w:rPr>
           <w:rFonts w:ascii="宋体" w:hAnsi="宋体" w:eastAsia="宋体"/>
+          <w:color w:val="000000"/>
         </w:rPr>
         <w:t xml:space="preserve">确认测试的目的不是发现所有内部实现问题，而是验证系统是否满足既定需求、是否达到课程项目的交付目标，并为最终验收提供依据。对本项目而言，确认测试尤其关注以下问题：</w:t>
       </w:r>
@@ -903,30 +952,35 @@
       <w:r>
         <w:rPr>
           <w:rFonts w:ascii="宋体" w:hAnsi="宋体" w:eastAsia="宋体"/>
+          <w:color w:val="000000"/>
         </w:rPr>
         <w:t xml:space="preserve">系统是否完整覆盖</w:t>
       </w:r>
       <w:r>
         <w:rPr>
           <w:rFonts w:ascii="宋体" w:hAnsi="宋体" w:eastAsia="宋体"/>
+          <w:color w:val="000000"/>
         </w:rPr>
         <w:t xml:space="preserve">“</w:t>
       </w:r>
       <w:r>
         <w:rPr>
           <w:rFonts w:ascii="宋体" w:hAnsi="宋体" w:eastAsia="宋体"/>
+          <w:color w:val="000000"/>
         </w:rPr>
         <w:t xml:space="preserve">数据接入、预处理、建模、评估、展示</w:t>
       </w:r>
       <w:r>
         <w:rPr>
           <w:rFonts w:ascii="宋体" w:hAnsi="宋体" w:eastAsia="宋体"/>
+          <w:color w:val="000000"/>
         </w:rPr>
         <w:t xml:space="preserve">”</w:t>
       </w:r>
       <w:r>
         <w:rPr>
           <w:rFonts w:ascii="宋体" w:hAnsi="宋体" w:eastAsia="宋体"/>
+          <w:color w:val="000000"/>
         </w:rPr>
         <w:t xml:space="preserve">主流程。</w:t>
       </w:r>
@@ -944,6 +998,7 @@
       <w:r>
         <w:rPr>
           <w:rFonts w:ascii="宋体" w:hAnsi="宋体" w:eastAsia="宋体"/>
+          <w:color w:val="000000"/>
         </w:rPr>
         <w:t xml:space="preserve">系统是否满足关键文档中承诺的功能和非功能要求。</w:t>
       </w:r>
@@ -961,6 +1016,7 @@
       <w:r>
         <w:rPr>
           <w:rFonts w:ascii="宋体" w:hAnsi="宋体" w:eastAsia="宋体"/>
+          <w:color w:val="000000"/>
         </w:rPr>
         <w:t xml:space="preserve">系统是否具备真实运行和课程答辩所需的演示能力。</w:t>
       </w:r>
@@ -974,6 +1030,7 @@
       <w:r>
         <w:rPr>
           <w:rFonts w:ascii="宋体" w:hAnsi="宋体" w:eastAsia="宋体"/>
+          <w:color w:val="000000"/>
         </w:rPr>
         <w:t xml:space="preserve">2. 确认测试范围</w:t>
       </w:r>
@@ -987,6 +1044,7 @@
       <w:r>
         <w:rPr>
           <w:rFonts w:ascii="宋体" w:hAnsi="宋体" w:eastAsia="宋体"/>
+          <w:color w:val="000000"/>
         </w:rPr>
         <w:t xml:space="preserve">确认测试范围覆盖以下内容：</w:t>
       </w:r>
@@ -1004,6 +1062,7 @@
       <w:r>
         <w:rPr>
           <w:rFonts w:ascii="宋体" w:hAnsi="宋体" w:eastAsia="宋体"/>
+          <w:color w:val="000000"/>
         </w:rPr>
         <w:t xml:space="preserve">真实数据集和示例数据的加载能力。</w:t>
       </w:r>
@@ -1021,6 +1080,7 @@
       <w:r>
         <w:rPr>
           <w:rFonts w:ascii="宋体" w:hAnsi="宋体" w:eastAsia="宋体"/>
+          <w:color w:val="000000"/>
         </w:rPr>
         <w:t xml:space="preserve">预处理、特征提取和标签构造主流程。</w:t>
       </w:r>
@@ -1038,6 +1098,7 @@
       <w:r>
         <w:rPr>
           <w:rFonts w:ascii="宋体" w:hAnsi="宋体" w:eastAsia="宋体"/>
+          <w:color w:val="000000"/>
         </w:rPr>
         <w:t xml:space="preserve">模型训练、回调、实验记录和结果导出能力。</w:t>
       </w:r>
@@ -1055,6 +1116,7 @@
       <w:r>
         <w:rPr>
           <w:rFonts w:ascii="宋体" w:hAnsi="宋体" w:eastAsia="宋体"/>
+          <w:color w:val="000000"/>
         </w:rPr>
         <w:t xml:space="preserve">指标评估和结果可视化输出。</w:t>
       </w:r>
@@ -1072,6 +1134,7 @@
       <w:r>
         <w:rPr>
           <w:rFonts w:ascii="宋体" w:hAnsi="宋体" w:eastAsia="宋体"/>
+          <w:color w:val="000000"/>
         </w:rPr>
         <w:t xml:space="preserve">文档、目录组织和基础运行说明。</w:t>
       </w:r>
@@ -1085,6 +1148,7 @@
       <w:r>
         <w:rPr>
           <w:rFonts w:ascii="宋体" w:hAnsi="宋体" w:eastAsia="宋体"/>
+          <w:color w:val="000000"/>
         </w:rPr>
         <w:t xml:space="preserve">不在确认测试范围内的内容包括：</w:t>
       </w:r>
@@ -1102,6 +1166,7 @@
       <w:r>
         <w:rPr>
           <w:rFonts w:ascii="宋体" w:hAnsi="宋体" w:eastAsia="宋体"/>
+          <w:color w:val="000000"/>
         </w:rPr>
         <w:t xml:space="preserve">大规模工业在线部署场景。</w:t>
       </w:r>
@@ -1119,6 +1184,7 @@
       <w:r>
         <w:rPr>
           <w:rFonts w:ascii="宋体" w:hAnsi="宋体" w:eastAsia="宋体"/>
+          <w:color w:val="000000"/>
         </w:rPr>
         <w:t xml:space="preserve">多机分布式训练。</w:t>
       </w:r>
@@ -1136,6 +1202,7 @@
       <w:r>
         <w:rPr>
           <w:rFonts w:ascii="宋体" w:hAnsi="宋体" w:eastAsia="宋体"/>
+          <w:color w:val="000000"/>
         </w:rPr>
         <w:t xml:space="preserve">商业级用户权限和网络安全机制。</w:t>
       </w:r>
@@ -1149,6 +1216,7 @@
       <w:r>
         <w:rPr>
           <w:rFonts w:ascii="宋体" w:hAnsi="宋体" w:eastAsia="宋体"/>
+          <w:color w:val="000000"/>
         </w:rPr>
         <w:t xml:space="preserve">3. 确认测试依据</w:t>
       </w:r>
@@ -1162,6 +1230,7 @@
       <w:r>
         <w:rPr>
           <w:rFonts w:ascii="宋体" w:hAnsi="宋体" w:eastAsia="宋体"/>
+          <w:color w:val="000000"/>
         </w:rPr>
         <w:t xml:space="preserve">确认测试依据如下：</w:t>
       </w:r>
@@ -1179,6 +1248,7 @@
       <w:r>
         <w:rPr>
           <w:rFonts w:ascii="宋体" w:hAnsi="宋体" w:eastAsia="宋体"/>
+          <w:color w:val="000000"/>
         </w:rPr>
         <w:t xml:space="preserve">需求定义文档。</w:t>
       </w:r>
@@ -1196,6 +1266,7 @@
       <w:r>
         <w:rPr>
           <w:rFonts w:ascii="宋体" w:hAnsi="宋体" w:eastAsia="宋体"/>
+          <w:color w:val="000000"/>
         </w:rPr>
         <w:t xml:space="preserve">SRS 软件需求规格说明文档。</w:t>
       </w:r>
@@ -1213,6 +1284,7 @@
       <w:r>
         <w:rPr>
           <w:rFonts w:ascii="宋体" w:hAnsi="宋体" w:eastAsia="宋体"/>
+          <w:color w:val="000000"/>
         </w:rPr>
         <w:t xml:space="preserve">设计文档。</w:t>
       </w:r>
@@ -1230,6 +1302,7 @@
       <w:r>
         <w:rPr>
           <w:rFonts w:ascii="宋体" w:hAnsi="宋体" w:eastAsia="宋体"/>
+          <w:color w:val="000000"/>
         </w:rPr>
         <w:t xml:space="preserve">项目管理计划中的里程碑和交付要求。</w:t>
       </w:r>
@@ -1247,6 +1320,7 @@
       <w:r>
         <w:rPr>
           <w:rFonts w:ascii="宋体" w:hAnsi="宋体" w:eastAsia="宋体"/>
+          <w:color w:val="000000"/>
         </w:rPr>
         <w:t xml:space="preserve">编码规范文档中的接口和目录约定。</w:t>
       </w:r>
@@ -1260,6 +1334,7 @@
       <w:r>
         <w:rPr>
           <w:rFonts w:ascii="宋体" w:hAnsi="宋体" w:eastAsia="宋体"/>
+          <w:color w:val="000000"/>
         </w:rPr>
         <w:t xml:space="preserve">4. 测试环境与条件</w:t>
       </w:r>
@@ -1294,6 +1369,7 @@
               <w:rPr>
                 <w:rFonts w:ascii="宋体" w:hAnsi="宋体" w:eastAsia="宋体"/>
                 <w:b/>
+                <w:color w:val="000000"/>
                 <w:sz w:val="21"/>
               </w:rPr>
               <w:t xml:space="preserve">项目</w:t>
@@ -1314,6 +1390,7 @@
               <w:rPr>
                 <w:rFonts w:ascii="宋体" w:hAnsi="宋体" w:eastAsia="宋体"/>
                 <w:b/>
+                <w:color w:val="000000"/>
                 <w:sz w:val="21"/>
               </w:rPr>
               <w:t xml:space="preserve">条件</w:t>
@@ -1332,6 +1409,7 @@
             <w:r>
               <w:rPr>
                 <w:rFonts w:ascii="宋体" w:hAnsi="宋体" w:eastAsia="宋体"/>
+                <w:color w:val="000000"/>
                 <w:sz w:val="21"/>
               </w:rPr>
               <w:t xml:space="preserve">操作系统</w:t>
@@ -1348,6 +1426,7 @@
             <w:r>
               <w:rPr>
                 <w:rFonts w:ascii="宋体" w:hAnsi="宋体" w:eastAsia="宋体"/>
+                <w:color w:val="000000"/>
                 <w:sz w:val="21"/>
               </w:rPr>
               <w:t xml:space="preserve">macOS / Linux / Windows 任一</w:t>
@@ -1366,6 +1445,7 @@
             <w:r>
               <w:rPr>
                 <w:rFonts w:ascii="宋体" w:hAnsi="宋体" w:eastAsia="宋体"/>
+                <w:color w:val="000000"/>
                 <w:sz w:val="21"/>
               </w:rPr>
               <w:t xml:space="preserve">Python</w:t>
@@ -1382,6 +1462,7 @@
             <w:r>
               <w:rPr>
                 <w:rFonts w:ascii="宋体" w:hAnsi="宋体" w:eastAsia="宋体"/>
+                <w:color w:val="000000"/>
                 <w:sz w:val="21"/>
               </w:rPr>
               <w:t xml:space="preserve">3.11 及以上</w:t>
@@ -1400,6 +1481,7 @@
             <w:r>
               <w:rPr>
                 <w:rFonts w:ascii="宋体" w:hAnsi="宋体" w:eastAsia="宋体"/>
+                <w:color w:val="000000"/>
                 <w:sz w:val="21"/>
               </w:rPr>
               <w:t xml:space="preserve">环境管理</w:t>
@@ -1416,6 +1498,7 @@
             <w:r>
               <w:rPr>
                 <w:rFonts w:ascii="宋体" w:hAnsi="宋体" w:eastAsia="宋体"/>
+                <w:color w:val="000000"/>
                 <w:sz w:val="21"/>
               </w:rPr>
               <w:t xml:space="preserve">uv</w:t>
@@ -1434,6 +1517,7 @@
             <w:r>
               <w:rPr>
                 <w:rFonts w:ascii="宋体" w:hAnsi="宋体" w:eastAsia="宋体"/>
+                <w:color w:val="000000"/>
                 <w:sz w:val="21"/>
               </w:rPr>
               <w:t xml:space="preserve">主要依赖</w:t>
@@ -1450,6 +1534,7 @@
             <w:r>
               <w:rPr>
                 <w:rFonts w:ascii="宋体" w:hAnsi="宋体" w:eastAsia="宋体"/>
+                <w:color w:val="000000"/>
                 <w:sz w:val="21"/>
               </w:rPr>
               <w:t xml:space="preserve">numpy、pandas、scikit-learn、torch、matplotlib、seaborn、tensorboard</w:t>
@@ -1468,6 +1553,7 @@
             <w:r>
               <w:rPr>
                 <w:rFonts w:ascii="宋体" w:hAnsi="宋体" w:eastAsia="宋体"/>
+                <w:color w:val="000000"/>
                 <w:sz w:val="21"/>
               </w:rPr>
               <w:t xml:space="preserve">数据条件</w:t>
@@ -1484,6 +1570,7 @@
             <w:r>
               <w:rPr>
                 <w:rFonts w:ascii="宋体" w:hAnsi="宋体" w:eastAsia="宋体"/>
+                <w:color w:val="000000"/>
                 <w:sz w:val="21"/>
               </w:rPr>
               <w:t xml:space="preserve">至少具备一个真实数据集目录或项目自带示例数据</w:t>
@@ -1501,6 +1588,7 @@
       <w:r>
         <w:rPr>
           <w:rFonts w:ascii="宋体" w:hAnsi="宋体" w:eastAsia="宋体"/>
+          <w:color w:val="000000"/>
         </w:rPr>
         <w:t xml:space="preserve">5. 用户需求对应验证项</w:t>
       </w:r>
@@ -1535,6 +1623,7 @@
               <w:rPr>
                 <w:rFonts w:ascii="宋体" w:hAnsi="宋体" w:eastAsia="宋体"/>
                 <w:b/>
+                <w:color w:val="000000"/>
                 <w:sz w:val="21"/>
               </w:rPr>
               <w:t xml:space="preserve">需求类别</w:t>
@@ -1555,6 +1644,7 @@
               <w:rPr>
                 <w:rFonts w:ascii="宋体" w:hAnsi="宋体" w:eastAsia="宋体"/>
                 <w:b/>
+                <w:color w:val="000000"/>
                 <w:sz w:val="21"/>
               </w:rPr>
               <w:t xml:space="preserve">验证项</w:t>
@@ -1575,6 +1665,7 @@
               <w:rPr>
                 <w:rFonts w:ascii="宋体" w:hAnsi="宋体" w:eastAsia="宋体"/>
                 <w:b/>
+                <w:color w:val="000000"/>
                 <w:sz w:val="21"/>
               </w:rPr>
               <w:t xml:space="preserve">验证方式</w:t>
@@ -1593,6 +1684,7 @@
             <w:r>
               <w:rPr>
                 <w:rFonts w:ascii="宋体" w:hAnsi="宋体" w:eastAsia="宋体"/>
+                <w:color w:val="000000"/>
                 <w:sz w:val="21"/>
               </w:rPr>
               <w:t xml:space="preserve">数据接入</w:t>
@@ -1609,6 +1701,7 @@
             <w:r>
               <w:rPr>
                 <w:rFonts w:ascii="宋体" w:hAnsi="宋体" w:eastAsia="宋体"/>
+                <w:color w:val="000000"/>
                 <w:sz w:val="21"/>
               </w:rPr>
               <w:t xml:space="preserve">能加载 XJTU-SY 或 PHM2012 / FEMTO</w:t>
@@ -1625,6 +1718,7 @@
             <w:r>
               <w:rPr>
                 <w:rFonts w:ascii="宋体" w:hAnsi="宋体" w:eastAsia="宋体"/>
+                <w:color w:val="000000"/>
                 <w:sz w:val="21"/>
               </w:rPr>
               <w:t xml:space="preserve">运行 loader 并检查实体对象</w:t>
@@ -1643,6 +1737,7 @@
             <w:r>
               <w:rPr>
                 <w:rFonts w:ascii="宋体" w:hAnsi="宋体" w:eastAsia="宋体"/>
+                <w:color w:val="000000"/>
                 <w:sz w:val="21"/>
               </w:rPr>
               <w:t xml:space="preserve">预处理</w:t>
@@ -1659,6 +1754,7 @@
             <w:r>
               <w:rPr>
                 <w:rFonts w:ascii="宋体" w:hAnsi="宋体" w:eastAsia="宋体"/>
+                <w:color w:val="000000"/>
                 <w:sz w:val="21"/>
               </w:rPr>
               <w:t xml:space="preserve">能完成滑动窗口和统计特征提取</w:t>
@@ -1675,6 +1771,7 @@
             <w:r>
               <w:rPr>
                 <w:rFonts w:ascii="宋体" w:hAnsi="宋体" w:eastAsia="宋体"/>
+                <w:color w:val="000000"/>
                 <w:sz w:val="21"/>
               </w:rPr>
               <w:t xml:space="preserve">执行预处理流程并检查输出形状与字段</w:t>
@@ -1693,6 +1790,7 @@
             <w:r>
               <w:rPr>
                 <w:rFonts w:ascii="宋体" w:hAnsi="宋体" w:eastAsia="宋体"/>
+                <w:color w:val="000000"/>
                 <w:sz w:val="21"/>
               </w:rPr>
               <w:t xml:space="preserve">退化分析</w:t>
@@ -1709,6 +1807,7 @@
             <w:r>
               <w:rPr>
                 <w:rFonts w:ascii="宋体" w:hAnsi="宋体" w:eastAsia="宋体"/>
+                <w:color w:val="000000"/>
                 <w:sz w:val="21"/>
               </w:rPr>
               <w:t xml:space="preserve">能完成 RUL 标签或阶段标签构造</w:t>
@@ -1725,6 +1824,7 @@
             <w:r>
               <w:rPr>
                 <w:rFonts w:ascii="宋体" w:hAnsi="宋体" w:eastAsia="宋体"/>
+                <w:color w:val="000000"/>
                 <w:sz w:val="21"/>
               </w:rPr>
               <w:t xml:space="preserve">调用标注器并检查目标值</w:t>
@@ -1743,6 +1843,7 @@
             <w:r>
               <w:rPr>
                 <w:rFonts w:ascii="宋体" w:hAnsi="宋体" w:eastAsia="宋体"/>
+                <w:color w:val="000000"/>
                 <w:sz w:val="21"/>
               </w:rPr>
               <w:t xml:space="preserve">模型训练</w:t>
@@ -1759,6 +1860,7 @@
             <w:r>
               <w:rPr>
                 <w:rFonts w:ascii="宋体" w:hAnsi="宋体" w:eastAsia="宋体"/>
+                <w:color w:val="000000"/>
                 <w:sz w:val="21"/>
               </w:rPr>
               <w:t xml:space="preserve">能完成一次训练和验证</w:t>
@@ -1775,6 +1877,7 @@
             <w:r>
               <w:rPr>
                 <w:rFonts w:ascii="宋体" w:hAnsi="宋体" w:eastAsia="宋体"/>
+                <w:color w:val="000000"/>
                 <w:sz w:val="21"/>
               </w:rPr>
               <w:t xml:space="preserve">执行训练脚本并检查 history 与 checkpoint</w:t>
@@ -1793,6 +1896,7 @@
             <w:r>
               <w:rPr>
                 <w:rFonts w:ascii="宋体" w:hAnsi="宋体" w:eastAsia="宋体"/>
+                <w:color w:val="000000"/>
                 <w:sz w:val="21"/>
               </w:rPr>
               <w:t xml:space="preserve">训练监控</w:t>
@@ -1809,6 +1913,7 @@
             <w:r>
               <w:rPr>
                 <w:rFonts w:ascii="宋体" w:hAnsi="宋体" w:eastAsia="宋体"/>
+                <w:color w:val="000000"/>
                 <w:sz w:val="21"/>
               </w:rPr>
               <w:t xml:space="preserve">能输出 TensorBoard 日志和梯度报警记录</w:t>
@@ -1825,6 +1930,7 @@
             <w:r>
               <w:rPr>
                 <w:rFonts w:ascii="宋体" w:hAnsi="宋体" w:eastAsia="宋体"/>
+                <w:color w:val="000000"/>
                 <w:sz w:val="21"/>
               </w:rPr>
               <w:t xml:space="preserve">检查日志文件与告警文件</w:t>
@@ -1843,6 +1949,7 @@
             <w:r>
               <w:rPr>
                 <w:rFonts w:ascii="宋体" w:hAnsi="宋体" w:eastAsia="宋体"/>
+                <w:color w:val="000000"/>
                 <w:sz w:val="21"/>
               </w:rPr>
               <w:t xml:space="preserve">结果展示</w:t>
@@ -1859,6 +1966,7 @@
             <w:r>
               <w:rPr>
                 <w:rFonts w:ascii="宋体" w:hAnsi="宋体" w:eastAsia="宋体"/>
+                <w:color w:val="000000"/>
                 <w:sz w:val="21"/>
               </w:rPr>
               <w:t xml:space="preserve">能导出预测曲线和阶段图</w:t>
@@ -1875,6 +1983,7 @@
             <w:r>
               <w:rPr>
                 <w:rFonts w:ascii="宋体" w:hAnsi="宋体" w:eastAsia="宋体"/>
+                <w:color w:val="000000"/>
                 <w:sz w:val="21"/>
               </w:rPr>
               <w:t xml:space="preserve">检查 PNG 或 CSV 结果文件</w:t>
@@ -1893,6 +2002,7 @@
             <w:r>
               <w:rPr>
                 <w:rFonts w:ascii="宋体" w:hAnsi="宋体" w:eastAsia="宋体"/>
+                <w:color w:val="000000"/>
                 <w:sz w:val="21"/>
               </w:rPr>
               <w:t xml:space="preserve">实验复现</w:t>
@@ -1909,6 +2019,7 @@
             <w:r>
               <w:rPr>
                 <w:rFonts w:ascii="宋体" w:hAnsi="宋体" w:eastAsia="宋体"/>
+                <w:color w:val="000000"/>
                 <w:sz w:val="21"/>
               </w:rPr>
               <w:t xml:space="preserve">能记录配置、模型结构、参数和结果</w:t>
@@ -1925,6 +2036,7 @@
             <w:r>
               <w:rPr>
                 <w:rFonts w:ascii="宋体" w:hAnsi="宋体" w:eastAsia="宋体"/>
+                <w:color w:val="000000"/>
                 <w:sz w:val="21"/>
               </w:rPr>
               <w:t xml:space="preserve">检查 config、metrics、predictions 等产物</w:t>
@@ -1942,6 +2054,7 @@
       <w:r>
         <w:rPr>
           <w:rFonts w:ascii="宋体" w:hAnsi="宋体" w:eastAsia="宋体"/>
+          <w:color w:val="000000"/>
         </w:rPr>
         <w:t xml:space="preserve">6. 测试用例总体设计</w:t>
       </w:r>
@@ -1955,6 +2068,7 @@
       <w:r>
         <w:rPr>
           <w:rFonts w:ascii="宋体" w:hAnsi="宋体" w:eastAsia="宋体"/>
+          <w:color w:val="000000"/>
         </w:rPr>
         <w:t xml:space="preserve">确认测试用例按业务链路组织，不以单个函数为单位。总体分为四组：</w:t>
       </w:r>
@@ -1972,6 +2086,7 @@
       <w:r>
         <w:rPr>
           <w:rFonts w:ascii="宋体" w:hAnsi="宋体" w:eastAsia="宋体"/>
+          <w:color w:val="000000"/>
         </w:rPr>
         <w:t xml:space="preserve">基础运行确认：确认项目环境、依赖和主入口可用。</w:t>
       </w:r>
@@ -1989,6 +2104,7 @@
       <w:r>
         <w:rPr>
           <w:rFonts w:ascii="宋体" w:hAnsi="宋体" w:eastAsia="宋体"/>
+          <w:color w:val="000000"/>
         </w:rPr>
         <w:t xml:space="preserve">主流程确认：确认从数据加载到评估输出的一次完整实验可以跑通。</w:t>
       </w:r>
@@ -2006,6 +2122,7 @@
       <w:r>
         <w:rPr>
           <w:rFonts w:ascii="宋体" w:hAnsi="宋体" w:eastAsia="宋体"/>
+          <w:color w:val="000000"/>
         </w:rPr>
         <w:t xml:space="preserve">结果确认：确认图表、指标和实验记录完整生成。</w:t>
       </w:r>
@@ -2023,6 +2140,7 @@
       <w:r>
         <w:rPr>
           <w:rFonts w:ascii="宋体" w:hAnsi="宋体" w:eastAsia="宋体"/>
+          <w:color w:val="000000"/>
         </w:rPr>
         <w:t xml:space="preserve">文档确认：确认文档齐全、命名规范、路径归档正确。</w:t>
       </w:r>
@@ -2035,6 +2153,7 @@
       <w:r>
         <w:rPr>
           <w:rFonts w:ascii="宋体" w:hAnsi="宋体" w:eastAsia="宋体"/>
+          <w:color w:val="000000"/>
         </w:rPr>
         <w:t xml:space="preserve">6.1 详细确认测试用例</w:t>
       </w:r>
@@ -2069,6 +2188,7 @@
               <w:rPr>
                 <w:rFonts w:ascii="宋体" w:hAnsi="宋体" w:eastAsia="宋体"/>
                 <w:b/>
+                <w:color w:val="000000"/>
                 <w:sz w:val="21"/>
               </w:rPr>
               <w:t xml:space="preserve">用例编号</w:t>
@@ -2089,6 +2209,7 @@
               <w:rPr>
                 <w:rFonts w:ascii="宋体" w:hAnsi="宋体" w:eastAsia="宋体"/>
                 <w:b/>
+                <w:color w:val="000000"/>
                 <w:sz w:val="21"/>
               </w:rPr>
               <w:t xml:space="preserve">场景</w:t>
@@ -2109,6 +2230,7 @@
               <w:rPr>
                 <w:rFonts w:ascii="宋体" w:hAnsi="宋体" w:eastAsia="宋体"/>
                 <w:b/>
+                <w:color w:val="000000"/>
                 <w:sz w:val="21"/>
               </w:rPr>
               <w:t xml:space="preserve">输入条件</w:t>
@@ -2129,6 +2251,7 @@
               <w:rPr>
                 <w:rFonts w:ascii="宋体" w:hAnsi="宋体" w:eastAsia="宋体"/>
                 <w:b/>
+                <w:color w:val="000000"/>
                 <w:sz w:val="21"/>
               </w:rPr>
               <w:t xml:space="preserve">期望结果</w:t>
@@ -2147,6 +2270,7 @@
             <w:r>
               <w:rPr>
                 <w:rFonts w:ascii="宋体" w:hAnsi="宋体" w:eastAsia="宋体"/>
+                <w:color w:val="000000"/>
                 <w:sz w:val="21"/>
               </w:rPr>
               <w:t xml:space="preserve">AT-01</w:t>
@@ -2163,6 +2287,7 @@
             <w:r>
               <w:rPr>
                 <w:rFonts w:ascii="宋体" w:hAnsi="宋体" w:eastAsia="宋体"/>
+                <w:color w:val="000000"/>
                 <w:sz w:val="21"/>
               </w:rPr>
               <w:t xml:space="preserve">数据目录检查</w:t>
@@ -2179,6 +2304,7 @@
             <w:r>
               <w:rPr>
                 <w:rFonts w:ascii="宋体" w:hAnsi="宋体" w:eastAsia="宋体"/>
+                <w:color w:val="000000"/>
                 <w:sz w:val="21"/>
               </w:rPr>
               <w:t xml:space="preserve">提供 XJTU-SY 解压目录</w:t>
@@ -2195,6 +2321,7 @@
             <w:r>
               <w:rPr>
                 <w:rFonts w:ascii="宋体" w:hAnsi="宋体" w:eastAsia="宋体"/>
+                <w:color w:val="000000"/>
                 <w:sz w:val="21"/>
               </w:rPr>
               <w:t xml:space="preserve">能列出工况、轴承编号和通道，异常目录给出可读错误</w:t>
@@ -2213,6 +2340,7 @@
             <w:r>
               <w:rPr>
                 <w:rFonts w:ascii="宋体" w:hAnsi="宋体" w:eastAsia="宋体"/>
+                <w:color w:val="000000"/>
                 <w:sz w:val="21"/>
               </w:rPr>
               <w:t xml:space="preserve">AT-02</w:t>
@@ -2229,6 +2357,7 @@
             <w:r>
               <w:rPr>
                 <w:rFonts w:ascii="宋体" w:hAnsi="宋体" w:eastAsia="宋体"/>
+                <w:color w:val="000000"/>
                 <w:sz w:val="21"/>
               </w:rPr>
               <w:t xml:space="preserve">PHM2012 数据接入</w:t>
@@ -2245,6 +2374,7 @@
             <w:r>
               <w:rPr>
                 <w:rFonts w:ascii="宋体" w:hAnsi="宋体" w:eastAsia="宋体"/>
+                <w:color w:val="000000"/>
                 <w:sz w:val="21"/>
               </w:rPr>
               <w:t xml:space="preserve">提供 Learning_set 或 Test_set</w:t>
@@ -2261,6 +2391,7 @@
             <w:r>
               <w:rPr>
                 <w:rFonts w:ascii="宋体" w:hAnsi="宋体" w:eastAsia="宋体"/>
+                <w:color w:val="000000"/>
                 <w:sz w:val="21"/>
               </w:rPr>
               <w:t xml:space="preserve">能解析加速度文件并保留时间顺序</w:t>
@@ -2279,6 +2410,7 @@
             <w:r>
               <w:rPr>
                 <w:rFonts w:ascii="宋体" w:hAnsi="宋体" w:eastAsia="宋体"/>
+                <w:color w:val="000000"/>
                 <w:sz w:val="21"/>
               </w:rPr>
               <w:t xml:space="preserve">AT-03</w:t>
@@ -2295,6 +2427,7 @@
             <w:r>
               <w:rPr>
                 <w:rFonts w:ascii="宋体" w:hAnsi="宋体" w:eastAsia="宋体"/>
+                <w:color w:val="000000"/>
                 <w:sz w:val="21"/>
               </w:rPr>
               <w:t xml:space="preserve">特征趋势验证</w:t>
@@ -2311,6 +2444,7 @@
             <w:r>
               <w:rPr>
                 <w:rFonts w:ascii="宋体" w:hAnsi="宋体" w:eastAsia="宋体"/>
+                <w:color w:val="000000"/>
                 <w:sz w:val="21"/>
               </w:rPr>
               <w:t xml:space="preserve">选择单个 run-to-failure 轴承</w:t>
@@ -2327,6 +2461,7 @@
             <w:r>
               <w:rPr>
                 <w:rFonts w:ascii="宋体" w:hAnsi="宋体" w:eastAsia="宋体"/>
+                <w:color w:val="000000"/>
                 <w:sz w:val="21"/>
               </w:rPr>
               <w:t xml:space="preserve">RMS、峰值或健康指标曲线能展示后期退化增强</w:t>
@@ -2345,6 +2480,7 @@
             <w:r>
               <w:rPr>
                 <w:rFonts w:ascii="宋体" w:hAnsi="宋体" w:eastAsia="宋体"/>
+                <w:color w:val="000000"/>
                 <w:sz w:val="21"/>
               </w:rPr>
               <w:t xml:space="preserve">AT-04</w:t>
@@ -2361,6 +2497,7 @@
             <w:r>
               <w:rPr>
                 <w:rFonts w:ascii="宋体" w:hAnsi="宋体" w:eastAsia="宋体"/>
+                <w:color w:val="000000"/>
                 <w:sz w:val="21"/>
               </w:rPr>
               <w:t xml:space="preserve">RUL 训练验证</w:t>
@@ -2377,6 +2514,7 @@
             <w:r>
               <w:rPr>
                 <w:rFonts w:ascii="宋体" w:hAnsi="宋体" w:eastAsia="宋体"/>
+                <w:color w:val="000000"/>
                 <w:sz w:val="21"/>
               </w:rPr>
               <w:t xml:space="preserve">设置 1 epoch smoke test</w:t>
@@ -2393,6 +2531,7 @@
             <w:r>
               <w:rPr>
                 <w:rFonts w:ascii="宋体" w:hAnsi="宋体" w:eastAsia="宋体"/>
+                <w:color w:val="000000"/>
                 <w:sz w:val="21"/>
               </w:rPr>
               <w:t xml:space="preserve">训练真实执行，history 和 metrics 文件存在</w:t>
@@ -2411,6 +2550,7 @@
             <w:r>
               <w:rPr>
                 <w:rFonts w:ascii="宋体" w:hAnsi="宋体" w:eastAsia="宋体"/>
+                <w:color w:val="000000"/>
                 <w:sz w:val="21"/>
               </w:rPr>
               <w:t xml:space="preserve">AT-05</w:t>
@@ -2427,6 +2567,7 @@
             <w:r>
               <w:rPr>
                 <w:rFonts w:ascii="宋体" w:hAnsi="宋体" w:eastAsia="宋体"/>
+                <w:color w:val="000000"/>
                 <w:sz w:val="21"/>
               </w:rPr>
               <w:t xml:space="preserve">论文复现验证</w:t>
@@ -2443,6 +2584,7 @@
             <w:r>
               <w:rPr>
                 <w:rFonts w:ascii="宋体" w:hAnsi="宋体" w:eastAsia="宋体"/>
+                <w:color w:val="000000"/>
                 <w:sz w:val="21"/>
               </w:rPr>
               <w:t xml:space="preserve">运行两篇复现 notebook</w:t>
@@ -2459,6 +2601,7 @@
             <w:r>
               <w:rPr>
                 <w:rFonts w:ascii="宋体" w:hAnsi="宋体" w:eastAsia="宋体"/>
+                <w:color w:val="000000"/>
                 <w:sz w:val="21"/>
               </w:rPr>
               <w:t xml:space="preserve">对比表包含两个数据集、模型名称和关键指标</w:t>
@@ -2477,6 +2620,7 @@
             <w:r>
               <w:rPr>
                 <w:rFonts w:ascii="宋体" w:hAnsi="宋体" w:eastAsia="宋体"/>
+                <w:color w:val="000000"/>
                 <w:sz w:val="21"/>
               </w:rPr>
               <w:t xml:space="preserve">AT-06</w:t>
@@ -2493,6 +2637,7 @@
             <w:r>
               <w:rPr>
                 <w:rFonts w:ascii="宋体" w:hAnsi="宋体" w:eastAsia="宋体"/>
+                <w:color w:val="000000"/>
                 <w:sz w:val="21"/>
               </w:rPr>
               <w:t xml:space="preserve">文档交付验证</w:t>
@@ -2509,6 +2654,7 @@
             <w:r>
               <w:rPr>
                 <w:rFonts w:ascii="宋体" w:hAnsi="宋体" w:eastAsia="宋体"/>
+                <w:color w:val="000000"/>
                 <w:sz w:val="21"/>
               </w:rPr>
               <w:t xml:space="preserve">执行导出脚本</w:t>
@@ -2525,6 +2671,7 @@
             <w:r>
               <w:rPr>
                 <w:rFonts w:ascii="宋体" w:hAnsi="宋体" w:eastAsia="宋体"/>
+                <w:color w:val="000000"/>
                 <w:sz w:val="21"/>
               </w:rPr>
               <w:t xml:space="preserve">每份 Markdown 均生成 PDF 和 DOCX</w:t>
@@ -2543,6 +2690,7 @@
       <w:r>
         <w:rPr>
           <w:rFonts w:ascii="宋体" w:hAnsi="宋体" w:eastAsia="宋体"/>
+          <w:color w:val="000000"/>
         </w:rPr>
         <w:t xml:space="preserve">7. 验收标准</w:t>
       </w:r>
@@ -2556,6 +2704,7 @@
       <w:r>
         <w:rPr>
           <w:rFonts w:ascii="宋体" w:hAnsi="宋体" w:eastAsia="宋体"/>
+          <w:color w:val="000000"/>
         </w:rPr>
         <w:t xml:space="preserve">项目确认测试通过的最低标准如下：</w:t>
       </w:r>
@@ -2573,6 +2722,7 @@
       <w:r>
         <w:rPr>
           <w:rFonts w:ascii="宋体" w:hAnsi="宋体" w:eastAsia="宋体"/>
+          <w:color w:val="000000"/>
         </w:rPr>
         <w:t xml:space="preserve">至少一个真实数据集加载成功，且通道信息正确。</w:t>
       </w:r>
@@ -2590,6 +2740,7 @@
       <w:r>
         <w:rPr>
           <w:rFonts w:ascii="宋体" w:hAnsi="宋体" w:eastAsia="宋体"/>
+          <w:color w:val="000000"/>
         </w:rPr>
         <w:t xml:space="preserve">至少一种预测任务训练成功，能够输出指标和结果文件。</w:t>
       </w:r>
@@ -2607,6 +2758,7 @@
       <w:r>
         <w:rPr>
           <w:rFonts w:ascii="宋体" w:hAnsi="宋体" w:eastAsia="宋体"/>
+          <w:color w:val="000000"/>
         </w:rPr>
         <w:t xml:space="preserve">内置回调至少包括 EarlyStopping 和 TensorBoard，并能正常工作。</w:t>
       </w:r>
@@ -2624,6 +2776,7 @@
       <w:r>
         <w:rPr>
           <w:rFonts w:ascii="宋体" w:hAnsi="宋体" w:eastAsia="宋体"/>
+          <w:color w:val="000000"/>
         </w:rPr>
         <w:t xml:space="preserve">至少输出一种结果图表和一种结果数据文件。</w:t>
       </w:r>
@@ -2641,6 +2794,7 @@
       <w:r>
         <w:rPr>
           <w:rFonts w:ascii="宋体" w:hAnsi="宋体" w:eastAsia="宋体"/>
+          <w:color w:val="000000"/>
         </w:rPr>
         <w:t xml:space="preserve">文档齐全，项目名称、术语、模块划分和技术栈表述一致。</w:t>
       </w:r>
@@ -2654,6 +2808,7 @@
       <w:r>
         <w:rPr>
           <w:rFonts w:ascii="宋体" w:hAnsi="宋体" w:eastAsia="宋体"/>
+          <w:color w:val="000000"/>
         </w:rPr>
         <w:t xml:space="preserve">建议性加分标准如下：</w:t>
       </w:r>
@@ -2671,6 +2826,7 @@
       <w:r>
         <w:rPr>
           <w:rFonts w:ascii="宋体" w:hAnsi="宋体" w:eastAsia="宋体"/>
+          <w:color w:val="000000"/>
         </w:rPr>
         <w:t xml:space="preserve">两个官方数据集均通过加载验证。</w:t>
       </w:r>
@@ -2688,6 +2844,7 @@
       <w:r>
         <w:rPr>
           <w:rFonts w:ascii="宋体" w:hAnsi="宋体" w:eastAsia="宋体"/>
+          <w:color w:val="000000"/>
         </w:rPr>
         <w:t xml:space="preserve">支持多模型和多预测模式。</w:t>
       </w:r>
@@ -2705,6 +2862,7 @@
       <w:r>
         <w:rPr>
           <w:rFonts w:ascii="宋体" w:hAnsi="宋体" w:eastAsia="宋体"/>
+          <w:color w:val="000000"/>
         </w:rPr>
         <w:t xml:space="preserve">支持确认测试与自动化测试结合。</w:t>
       </w:r>
@@ -2718,6 +2876,7 @@
       <w:r>
         <w:rPr>
           <w:rFonts w:ascii="宋体" w:hAnsi="宋体" w:eastAsia="宋体"/>
+          <w:color w:val="000000"/>
         </w:rPr>
         <w:t xml:space="preserve">8. 风险与问题处理</w:t>
       </w:r>
@@ -2752,6 +2911,7 @@
               <w:rPr>
                 <w:rFonts w:ascii="宋体" w:hAnsi="宋体" w:eastAsia="宋体"/>
                 <w:b/>
+                <w:color w:val="000000"/>
                 <w:sz w:val="21"/>
               </w:rPr>
               <w:t xml:space="preserve">风险</w:t>
@@ -2772,6 +2932,7 @@
               <w:rPr>
                 <w:rFonts w:ascii="宋体" w:hAnsi="宋体" w:eastAsia="宋体"/>
                 <w:b/>
+                <w:color w:val="000000"/>
                 <w:sz w:val="21"/>
               </w:rPr>
               <w:t xml:space="preserve">可能表现</w:t>
@@ -2792,6 +2953,7 @@
               <w:rPr>
                 <w:rFonts w:ascii="宋体" w:hAnsi="宋体" w:eastAsia="宋体"/>
                 <w:b/>
+                <w:color w:val="000000"/>
                 <w:sz w:val="21"/>
               </w:rPr>
               <w:t xml:space="preserve">处理方式</w:t>
@@ -2810,6 +2972,7 @@
             <w:r>
               <w:rPr>
                 <w:rFonts w:ascii="宋体" w:hAnsi="宋体" w:eastAsia="宋体"/>
+                <w:color w:val="000000"/>
                 <w:sz w:val="21"/>
               </w:rPr>
               <w:t xml:space="preserve">真实数据下载或路径不一致</w:t>
@@ -2826,6 +2989,7 @@
             <w:r>
               <w:rPr>
                 <w:rFonts w:ascii="宋体" w:hAnsi="宋体" w:eastAsia="宋体"/>
+                <w:color w:val="000000"/>
                 <w:sz w:val="21"/>
               </w:rPr>
               <w:t xml:space="preserve">Loader 无法定位实体</w:t>
@@ -2842,6 +3006,7 @@
             <w:r>
               <w:rPr>
                 <w:rFonts w:ascii="宋体" w:hAnsi="宋体" w:eastAsia="宋体"/>
+                <w:color w:val="000000"/>
                 <w:sz w:val="21"/>
               </w:rPr>
               <w:t xml:space="preserve">提供本地目录约束和示例路径说明</w:t>
@@ -2860,6 +3025,7 @@
             <w:r>
               <w:rPr>
                 <w:rFonts w:ascii="宋体" w:hAnsi="宋体" w:eastAsia="宋体"/>
+                <w:color w:val="000000"/>
                 <w:sz w:val="21"/>
               </w:rPr>
               <w:t xml:space="preserve">训练环境依赖缺失</w:t>
@@ -2876,6 +3042,7 @@
             <w:r>
               <w:rPr>
                 <w:rFonts w:ascii="宋体" w:hAnsi="宋体" w:eastAsia="宋体"/>
+                <w:color w:val="000000"/>
                 <w:sz w:val="21"/>
               </w:rPr>
               <w:t xml:space="preserve">运行时报错</w:t>
@@ -2892,6 +3059,7 @@
             <w:r>
               <w:rPr>
                 <w:rFonts w:ascii="宋体" w:hAnsi="宋体" w:eastAsia="宋体"/>
+                <w:color w:val="000000"/>
                 <w:sz w:val="21"/>
               </w:rPr>
               <w:t xml:space="preserve">统一通过 uv 安装并固定版本</w:t>
@@ -2910,6 +3078,7 @@
             <w:r>
               <w:rPr>
                 <w:rFonts w:ascii="宋体" w:hAnsi="宋体" w:eastAsia="宋体"/>
+                <w:color w:val="000000"/>
                 <w:sz w:val="21"/>
               </w:rPr>
               <w:t xml:space="preserve">图表文件未生成</w:t>
@@ -2926,6 +3095,7 @@
             <w:r>
               <w:rPr>
                 <w:rFonts w:ascii="宋体" w:hAnsi="宋体" w:eastAsia="宋体"/>
+                <w:color w:val="000000"/>
                 <w:sz w:val="21"/>
               </w:rPr>
               <w:t xml:space="preserve">可视化路径或权限问题</w:t>
@@ -2942,6 +3112,7 @@
             <w:r>
               <w:rPr>
                 <w:rFonts w:ascii="宋体" w:hAnsi="宋体" w:eastAsia="宋体"/>
+                <w:color w:val="000000"/>
                 <w:sz w:val="21"/>
               </w:rPr>
               <w:t xml:space="preserve">检查输出目录和文件导出流程</w:t>
@@ -2960,6 +3131,7 @@
             <w:r>
               <w:rPr>
                 <w:rFonts w:ascii="宋体" w:hAnsi="宋体" w:eastAsia="宋体"/>
+                <w:color w:val="000000"/>
                 <w:sz w:val="21"/>
               </w:rPr>
               <w:t xml:space="preserve">文档口径不一致</w:t>
@@ -2976,6 +3148,7 @@
             <w:r>
               <w:rPr>
                 <w:rFonts w:ascii="宋体" w:hAnsi="宋体" w:eastAsia="宋体"/>
+                <w:color w:val="000000"/>
                 <w:sz w:val="21"/>
               </w:rPr>
               <w:t xml:space="preserve">验收时发现冲突</w:t>
@@ -2992,6 +3165,7 @@
             <w:r>
               <w:rPr>
                 <w:rFonts w:ascii="宋体" w:hAnsi="宋体" w:eastAsia="宋体"/>
+                <w:color w:val="000000"/>
                 <w:sz w:val="21"/>
               </w:rPr>
               <w:t xml:space="preserve">以 SRS 和本确认测试计划为基线统一修订</w:t>
@@ -3009,6 +3183,7 @@
       <w:r>
         <w:rPr>
           <w:rFonts w:ascii="宋体" w:hAnsi="宋体" w:eastAsia="宋体"/>
+          <w:color w:val="000000"/>
         </w:rPr>
         <w:t xml:space="preserve">9. 测试结论输出方式</w:t>
       </w:r>
@@ -3022,6 +3197,7 @@
       <w:r>
         <w:rPr>
           <w:rFonts w:ascii="宋体" w:hAnsi="宋体" w:eastAsia="宋体"/>
+          <w:color w:val="000000"/>
         </w:rPr>
         <w:t xml:space="preserve">确认测试结束后，应形成以下输出：</w:t>
       </w:r>
@@ -3039,6 +3215,7 @@
       <w:r>
         <w:rPr>
           <w:rFonts w:ascii="宋体" w:hAnsi="宋体" w:eastAsia="宋体"/>
+          <w:color w:val="000000"/>
         </w:rPr>
         <w:t xml:space="preserve">测试执行记录：说明测试环境、数据、入口命令和执行结果。</w:t>
       </w:r>
@@ -3056,6 +3233,7 @@
       <w:r>
         <w:rPr>
           <w:rFonts w:ascii="宋体" w:hAnsi="宋体" w:eastAsia="宋体"/>
+          <w:color w:val="000000"/>
         </w:rPr>
         <w:t xml:space="preserve">验收对照表：标明每条关键需求是否通过。</w:t>
       </w:r>
@@ -3073,6 +3251,7 @@
       <w:r>
         <w:rPr>
           <w:rFonts w:ascii="宋体" w:hAnsi="宋体" w:eastAsia="宋体"/>
+          <w:color w:val="000000"/>
         </w:rPr>
         <w:t xml:space="preserve">问题列表：记录未通过项、原因和后续处理建议。</w:t>
       </w:r>
@@ -3090,30 +3269,35 @@
       <w:r>
         <w:rPr>
           <w:rFonts w:ascii="宋体" w:hAnsi="宋体" w:eastAsia="宋体"/>
+          <w:color w:val="000000"/>
         </w:rPr>
         <w:t xml:space="preserve">最终结论：给出</w:t>
       </w:r>
       <w:r>
         <w:rPr>
           <w:rFonts w:ascii="宋体" w:hAnsi="宋体" w:eastAsia="宋体"/>
+          <w:color w:val="000000"/>
         </w:rPr>
         <w:t xml:space="preserve">“</w:t>
       </w:r>
       <w:r>
         <w:rPr>
           <w:rFonts w:ascii="宋体" w:hAnsi="宋体" w:eastAsia="宋体"/>
+          <w:color w:val="000000"/>
         </w:rPr>
         <w:t xml:space="preserve">通过 / 有条件通过 / 不通过</w:t>
       </w:r>
       <w:r>
         <w:rPr>
           <w:rFonts w:ascii="宋体" w:hAnsi="宋体" w:eastAsia="宋体"/>
+          <w:color w:val="000000"/>
         </w:rPr>
         <w:t xml:space="preserve">”</w:t>
       </w:r>
       <w:r>
         <w:rPr>
           <w:rFonts w:ascii="宋体" w:hAnsi="宋体" w:eastAsia="宋体"/>
+          <w:color w:val="000000"/>
         </w:rPr>
         <w:t xml:space="preserve">的结论。</w:t>
       </w:r>
@@ -3127,6 +3311,7 @@
       <w:r>
         <w:rPr>
           <w:rFonts w:ascii="宋体" w:hAnsi="宋体" w:eastAsia="宋体"/>
+          <w:color w:val="000000"/>
         </w:rPr>
         <w:t xml:space="preserve">10. 结论说明</w:t>
       </w:r>
@@ -3140,30 +3325,35 @@
       <w:r>
         <w:rPr>
           <w:rFonts w:ascii="宋体" w:hAnsi="宋体" w:eastAsia="宋体"/>
+          <w:color w:val="000000"/>
         </w:rPr>
         <w:t xml:space="preserve">确认测试计划在项目早期制定的意义在于：把</w:t>
       </w:r>
       <w:r>
         <w:rPr>
           <w:rFonts w:ascii="宋体" w:hAnsi="宋体" w:eastAsia="宋体"/>
+          <w:color w:val="000000"/>
         </w:rPr>
         <w:t xml:space="preserve">“</w:t>
       </w:r>
       <w:r>
         <w:rPr>
           <w:rFonts w:ascii="宋体" w:hAnsi="宋体" w:eastAsia="宋体"/>
+          <w:color w:val="000000"/>
         </w:rPr>
         <w:t xml:space="preserve">最终要交付什么</w:t>
       </w:r>
       <w:r>
         <w:rPr>
           <w:rFonts w:ascii="宋体" w:hAnsi="宋体" w:eastAsia="宋体"/>
+          <w:color w:val="000000"/>
         </w:rPr>
         <w:t xml:space="preserve">”</w:t>
       </w:r>
       <w:r>
         <w:rPr>
           <w:rFonts w:ascii="宋体" w:hAnsi="宋体" w:eastAsia="宋体"/>
+          <w:color w:val="000000"/>
         </w:rPr>
         <w:t xml:space="preserve">提前说清楚，使实现工作始终围绕可验证结果展开，而不是仅围绕代码数量推进。后续单元测试和集成测试计划应与本确认测试计划保持映射关系。</w:t>
       </w:r>
@@ -3632,6 +3822,7 @@
     <w:qFormat/>
     <w:rPr>
       <w:rFonts w:ascii="宋体" w:hAnsi="宋体" w:eastAsia="宋体"/>
+      <w:color w:val="000000"/>
       <w:sz w:val="21"/>
     </w:rPr>
   </w:style>
@@ -3645,6 +3836,7 @@
     <w:qFormat/>
     <w:rPr>
       <w:rFonts w:ascii="宋体" w:hAnsi="宋体" w:eastAsia="宋体"/>
+      <w:color w:val="000000"/>
       <w:sz w:val="21"/>
     </w:rPr>
   </w:style>
@@ -3655,6 +3847,7 @@
     <w:qFormat/>
     <w:rPr>
       <w:rFonts w:ascii="宋体" w:hAnsi="宋体" w:eastAsia="宋体"/>
+      <w:color w:val="000000"/>
       <w:sz w:val="21"/>
     </w:rPr>
   </w:style>
@@ -3667,6 +3860,7 @@
     </w:pPr>
     <w:rPr>
       <w:rFonts w:ascii="宋体" w:hAnsi="宋体" w:eastAsia="宋体"/>
+      <w:color w:val="000000"/>
       <w:sz w:val="21"/>
     </w:rPr>
   </w:style>
@@ -3685,7 +3879,7 @@
       <w:rFonts w:asciiTheme="majorHAnsi" w:cstheme="majorBidi" w:eastAsiaTheme="majorEastAsia" w:hAnsiTheme="majorHAnsi" w:ascii="黑体" w:hAnsi="黑体" w:eastAsia="黑体"/>
       <w:b/>
       <w:bCs/>
-      <w:color w:themeColor="accent1" w:themeShade="B5" w:val="345A8A"/>
+      <w:color w:val="000000"/>
       <w:sz w:val="36"/>
       <w:szCs w:val="36"/>
     </w:rPr>
@@ -3702,6 +3896,7 @@
       <w:jc w:val="center"/>
     </w:pPr>
     <w:rPr>
+      <w:color w:val="000000"/>
       <w:sz w:val="30"/>
       <w:szCs w:val="30"/>
     </w:rPr>
@@ -3765,7 +3960,7 @@
       <w:rFonts w:asciiTheme="majorHAnsi" w:cstheme="majorBidi" w:eastAsiaTheme="majorEastAsia" w:hAnsiTheme="majorHAnsi" w:ascii="宋体" w:hAnsi="宋体" w:eastAsia="宋体"/>
       <w:b/>
       <w:bCs/>
-      <w:color w:themeColor="accent1" w:val="4F81BD"/>
+      <w:color w:val="000000"/>
       <w:sz w:val="48"/>
       <w:szCs w:val="32"/>
     </w:rPr>
@@ -3787,7 +3982,7 @@
       <w:rFonts w:asciiTheme="majorHAnsi" w:cstheme="majorBidi" w:eastAsiaTheme="majorEastAsia" w:hAnsiTheme="majorHAnsi" w:ascii="宋体" w:hAnsi="宋体" w:eastAsia="宋体"/>
       <w:b/>
       <w:bCs/>
-      <w:color w:themeColor="accent1" w:val="4F81BD"/>
+      <w:color w:val="000000"/>
       <w:sz w:val="36"/>
       <w:szCs w:val="28"/>
     </w:rPr>
@@ -3809,7 +4004,7 @@
       <w:rFonts w:asciiTheme="majorHAnsi" w:cstheme="majorBidi" w:eastAsiaTheme="majorEastAsia" w:hAnsiTheme="majorHAnsi" w:ascii="宋体" w:hAnsi="宋体" w:eastAsia="宋体"/>
       <w:b/>
       <w:bCs/>
-      <w:color w:themeColor="accent1" w:val="4F81BD"/>
+      <w:color w:val="000000"/>
       <w:sz w:val="27"/>
       <w:szCs w:val="24"/>
     </w:rPr>
@@ -3832,7 +4027,7 @@
       <w:i/>
       <w:b/>
       <w:bCs/>
-      <w:color w:themeColor="accent1" w:val="4F81BD"/>
+      <w:color w:val="000000"/>
       <w:sz w:val="24"/>
       <w:szCs w:val="24"/>
     </w:rPr>
@@ -3851,10 +4046,11 @@
       <w:outlineLvl w:val="4"/>
     </w:pPr>
     <w:rPr>
-      <w:rFonts w:asciiTheme="majorHAnsi" w:cstheme="majorBidi" w:eastAsiaTheme="majorEastAsia" w:hAnsiTheme="majorHAnsi"/>
+      <w:rFonts w:asciiTheme="majorHAnsi" w:cstheme="majorBidi" w:eastAsiaTheme="majorEastAsia" w:hAnsiTheme="majorHAnsi" w:ascii="宋体" w:hAnsi="宋体" w:eastAsia="宋体"/>
+      <w:b/>
       <w:iCs/>
-      <w:color w:themeColor="accent1" w:val="4F81BD"/>
-      <w:sz w:val="24"/>
+      <w:color w:val="000000"/>
+      <w:sz w:val="21"/>
       <w:szCs w:val="24"/>
     </w:rPr>
   </w:style>
@@ -3872,9 +4068,10 @@
       <w:outlineLvl w:val="5"/>
     </w:pPr>
     <w:rPr>
-      <w:rFonts w:asciiTheme="majorHAnsi" w:cstheme="majorBidi" w:eastAsiaTheme="majorEastAsia" w:hAnsiTheme="majorHAnsi"/>
-      <w:color w:themeColor="accent1" w:val="4F81BD"/>
-      <w:sz w:val="24"/>
+      <w:rFonts w:asciiTheme="majorHAnsi" w:cstheme="majorBidi" w:eastAsiaTheme="majorEastAsia" w:hAnsiTheme="majorHAnsi" w:ascii="宋体" w:hAnsi="宋体" w:eastAsia="宋体"/>
+      <w:b/>
+      <w:color w:val="000000"/>
+      <w:sz w:val="21"/>
       <w:szCs w:val="24"/>
     </w:rPr>
   </w:style>
@@ -3892,9 +4089,10 @@
       <w:outlineLvl w:val="6"/>
     </w:pPr>
     <w:rPr>
-      <w:rFonts w:asciiTheme="majorHAnsi" w:cstheme="majorBidi" w:eastAsiaTheme="majorEastAsia" w:hAnsiTheme="majorHAnsi"/>
-      <w:color w:themeColor="accent1" w:val="4F81BD"/>
-      <w:sz w:val="24"/>
+      <w:rFonts w:asciiTheme="majorHAnsi" w:cstheme="majorBidi" w:eastAsiaTheme="majorEastAsia" w:hAnsiTheme="majorHAnsi" w:ascii="宋体" w:hAnsi="宋体" w:eastAsia="宋体"/>
+      <w:b/>
+      <w:color w:val="000000"/>
+      <w:sz w:val="21"/>
       <w:szCs w:val="24"/>
     </w:rPr>
   </w:style>
@@ -3912,9 +4110,10 @@
       <w:outlineLvl w:val="7"/>
     </w:pPr>
     <w:rPr>
-      <w:rFonts w:asciiTheme="majorHAnsi" w:cstheme="majorBidi" w:eastAsiaTheme="majorEastAsia" w:hAnsiTheme="majorHAnsi"/>
-      <w:color w:themeColor="accent1" w:val="4F81BD"/>
-      <w:sz w:val="24"/>
+      <w:rFonts w:asciiTheme="majorHAnsi" w:cstheme="majorBidi" w:eastAsiaTheme="majorEastAsia" w:hAnsiTheme="majorHAnsi" w:ascii="宋体" w:hAnsi="宋体" w:eastAsia="宋体"/>
+      <w:b/>
+      <w:color w:val="000000"/>
+      <w:sz w:val="21"/>
       <w:szCs w:val="24"/>
     </w:rPr>
   </w:style>
@@ -3932,9 +4131,10 @@
       <w:outlineLvl w:val="8"/>
     </w:pPr>
     <w:rPr>
-      <w:rFonts w:asciiTheme="majorHAnsi" w:cstheme="majorBidi" w:eastAsiaTheme="majorEastAsia" w:hAnsiTheme="majorHAnsi"/>
-      <w:color w:themeColor="accent1" w:val="4F81BD"/>
-      <w:sz w:val="24"/>
+      <w:rFonts w:asciiTheme="majorHAnsi" w:cstheme="majorBidi" w:eastAsiaTheme="majorEastAsia" w:hAnsiTheme="majorHAnsi" w:ascii="宋体" w:hAnsi="宋体" w:eastAsia="宋体"/>
+      <w:b/>
+      <w:color w:val="000000"/>
+      <w:sz w:val="21"/>
       <w:szCs w:val="24"/>
     </w:rPr>
   </w:style>
@@ -4072,7 +4272,7 @@
     <w:name w:val="Hyperlink"/>
     <w:basedOn w:val="BodyTextChar"/>
     <w:rPr>
-      <w:color w:themeColor="accent1" w:val="4F81BD"/>
+      <w:color w:val="000000"/>
     </w:rPr>
   </w:style>
   <w:style w:styleId="TOCHeading" w:type="paragraph">
@@ -4090,7 +4290,7 @@
       <w:rFonts w:asciiTheme="majorHAnsi" w:cstheme="majorBidi" w:eastAsiaTheme="majorEastAsia" w:hAnsiTheme="majorHAnsi"/>
       <w:b w:val="0"/>
       <w:bCs w:val="0"/>
-      <w:color w:themeColor="accent1" w:themeShade="BF" w:val="365F91"/>
+      <w:color w:val="000000"/>
     </w:rPr>
   </w:style>
   <w:style w:type="paragraph" w:customStyle="1" w:styleId="SourceCode">
